--- a/paper/q2/26B主论文.docx
+++ b/paper/q2/26B主论文.docx
@@ -253,7 +253,6 @@
       <w:pPr>
         <w:ind w:firstLineChars="0" w:firstLine="0"/>
         <w:rPr>
-          <w:rFonts w:hint="eastAsia"/>
           <w:lang w:eastAsia="zh-CN"/>
         </w:rPr>
       </w:pPr>
@@ -387,11 +386,9 @@
         <w:pStyle w:val="1"/>
         <w:ind w:firstLine="562"/>
       </w:pPr>
-      <w:proofErr w:type="spellStart"/>
       <w:r>
         <w:t>问题重述</w:t>
       </w:r>
-      <w:proofErr w:type="spellEnd"/>
     </w:p>
     <w:p>
       <w:pPr>
@@ -401,11 +398,9 @@
           <w:lang w:eastAsia="zh-CN"/>
         </w:rPr>
       </w:pPr>
-      <w:proofErr w:type="spellStart"/>
       <w:r>
         <w:t>问题背景</w:t>
       </w:r>
-      <w:proofErr w:type="spellEnd"/>
     </w:p>
     <w:p>
       <w:pPr>
@@ -639,22 +634,18 @@
         <w:pStyle w:val="1"/>
         <w:ind w:firstLine="562"/>
       </w:pPr>
-      <w:proofErr w:type="spellStart"/>
       <w:r>
         <w:t>问题分析</w:t>
       </w:r>
-      <w:proofErr w:type="spellEnd"/>
     </w:p>
     <w:p>
       <w:pPr>
         <w:pStyle w:val="2"/>
         <w:ind w:firstLine="482"/>
       </w:pPr>
-      <w:proofErr w:type="spellStart"/>
       <w:r>
         <w:t>总体思路</w:t>
       </w:r>
-      <w:proofErr w:type="spellEnd"/>
     </w:p>
     <w:p>
       <w:pPr>
@@ -679,11 +670,9 @@
         <w:pStyle w:val="2"/>
         <w:ind w:firstLine="482"/>
       </w:pPr>
-      <w:proofErr w:type="spellStart"/>
       <w:r>
         <w:t>子问题分析</w:t>
       </w:r>
-      <w:proofErr w:type="spellEnd"/>
     </w:p>
     <w:p>
       <w:pPr>
@@ -855,11 +844,9 @@
         <w:pStyle w:val="3"/>
         <w:ind w:firstLine="480"/>
       </w:pPr>
-      <w:proofErr w:type="spellStart"/>
       <w:r>
         <w:t>问题二分析</w:t>
       </w:r>
-      <w:proofErr w:type="spellEnd"/>
     </w:p>
     <w:p>
       <w:pPr>
@@ -915,7 +902,6 @@
       <w:pPr>
         <w:ind w:firstLine="480"/>
         <w:rPr>
-          <w:rFonts w:hint="eastAsia"/>
           <w:lang w:eastAsia="zh-CN"/>
         </w:rPr>
       </w:pPr>
@@ -925,11 +911,9 @@
         <w:pStyle w:val="1"/>
         <w:ind w:firstLine="562"/>
       </w:pPr>
-      <w:proofErr w:type="spellStart"/>
       <w:r>
         <w:t>模型假设</w:t>
       </w:r>
-      <w:proofErr w:type="spellEnd"/>
     </w:p>
     <w:p>
       <w:pPr>
@@ -1075,11 +1059,9 @@
         <w:pStyle w:val="1"/>
         <w:ind w:firstLine="562"/>
       </w:pPr>
-      <w:proofErr w:type="spellStart"/>
       <w:r>
         <w:t>符号说明</w:t>
       </w:r>
-      <w:proofErr w:type="spellEnd"/>
     </w:p>
     <w:p>
       <w:pPr>
@@ -1121,11 +1103,9 @@
       <w:r>
         <w:t xml:space="preserve">  </w:t>
       </w:r>
-      <w:proofErr w:type="spellStart"/>
       <w:r>
         <w:t>主要符号说明</w:t>
       </w:r>
-      <w:proofErr w:type="spellEnd"/>
       <w:proofErr w:type="gramEnd"/>
     </w:p>
     <w:p>
@@ -1133,22 +1113,18 @@
         <w:pStyle w:val="1"/>
         <w:ind w:firstLine="562"/>
       </w:pPr>
-      <w:proofErr w:type="spellStart"/>
       <w:r>
         <w:t>模型的建立与求解</w:t>
       </w:r>
-      <w:proofErr w:type="spellEnd"/>
     </w:p>
     <w:p>
       <w:pPr>
         <w:pStyle w:val="2"/>
         <w:ind w:firstLine="482"/>
       </w:pPr>
-      <w:proofErr w:type="spellStart"/>
       <w:r>
         <w:t>问题一的模型</w:t>
       </w:r>
-      <w:proofErr w:type="spellEnd"/>
     </w:p>
     <w:p>
       <w:pPr>
@@ -9373,7 +9349,6 @@
               <w:ind w:firstLine="422"/>
               <w:jc w:val="center"/>
             </w:pPr>
-            <w:proofErr w:type="spellStart"/>
             <w:r>
               <w:rPr>
                 <w:b/>
@@ -9381,7 +9356,6 @@
               </w:rPr>
               <w:t>指标</w:t>
             </w:r>
-            <w:proofErr w:type="spellEnd"/>
           </w:p>
         </w:tc>
         <w:tc>
@@ -9398,7 +9372,6 @@
               <w:ind w:firstLine="422"/>
               <w:jc w:val="center"/>
             </w:pPr>
-            <w:proofErr w:type="spellStart"/>
             <w:r>
               <w:rPr>
                 <w:b/>
@@ -9406,7 +9379,6 @@
               </w:rPr>
               <w:t>理论值</w:t>
             </w:r>
-            <w:proofErr w:type="spellEnd"/>
           </w:p>
         </w:tc>
         <w:tc>
@@ -9423,7 +9395,6 @@
               <w:ind w:firstLine="422"/>
               <w:jc w:val="center"/>
             </w:pPr>
-            <w:proofErr w:type="spellStart"/>
             <w:r>
               <w:rPr>
                 <w:b/>
@@ -9431,7 +9402,6 @@
               </w:rPr>
               <w:t>计算值</w:t>
             </w:r>
-            <w:proofErr w:type="spellEnd"/>
           </w:p>
         </w:tc>
         <w:tc>
@@ -9448,7 +9418,6 @@
               <w:ind w:firstLine="422"/>
               <w:jc w:val="center"/>
             </w:pPr>
-            <w:proofErr w:type="spellStart"/>
             <w:r>
               <w:rPr>
                 <w:b/>
@@ -9456,7 +9425,6 @@
               </w:rPr>
               <w:t>判定</w:t>
             </w:r>
-            <w:proofErr w:type="spellEnd"/>
           </w:p>
         </w:tc>
       </w:tr>
@@ -9474,14 +9442,12 @@
               <w:ind w:firstLine="380"/>
               <w:jc w:val="center"/>
             </w:pPr>
-            <w:proofErr w:type="spellStart"/>
             <w:r>
               <w:rPr>
                 <w:sz w:val="19"/>
               </w:rPr>
               <w:t>三角形边长</w:t>
             </w:r>
-            <w:proofErr w:type="spellEnd"/>
           </w:p>
         </w:tc>
         <w:tc>
@@ -9558,14 +9524,12 @@
               <w:ind w:firstLine="380"/>
               <w:jc w:val="center"/>
             </w:pPr>
-            <w:proofErr w:type="spellStart"/>
             <w:r>
               <w:rPr>
                 <w:sz w:val="19"/>
               </w:rPr>
               <w:t>区域直径</w:t>
             </w:r>
-            <w:proofErr w:type="spellEnd"/>
             <w:r>
               <w:rPr>
                 <w:sz w:val="19"/>
@@ -9639,14 +9603,12 @@
               <w:ind w:firstLine="380"/>
               <w:jc w:val="center"/>
             </w:pPr>
-            <w:proofErr w:type="spellStart"/>
             <w:r>
               <w:rPr>
                 <w:sz w:val="19"/>
               </w:rPr>
               <w:t>一致</w:t>
             </w:r>
-            <w:proofErr w:type="spellEnd"/>
           </w:p>
         </w:tc>
       </w:tr>
@@ -9664,14 +9626,12 @@
               <w:ind w:firstLine="380"/>
               <w:jc w:val="center"/>
             </w:pPr>
-            <w:proofErr w:type="spellStart"/>
             <w:r>
               <w:rPr>
                 <w:sz w:val="19"/>
               </w:rPr>
               <w:t>同直径圆半径</w:t>
             </w:r>
-            <w:proofErr w:type="spellEnd"/>
             <w:r>
               <w:rPr>
                 <w:sz w:val="19"/>
@@ -9745,14 +9705,12 @@
               <w:ind w:firstLine="380"/>
               <w:jc w:val="center"/>
             </w:pPr>
-            <w:proofErr w:type="spellStart"/>
             <w:r>
               <w:rPr>
                 <w:sz w:val="19"/>
               </w:rPr>
               <w:t>一致</w:t>
             </w:r>
-            <w:proofErr w:type="spellEnd"/>
           </w:p>
         </w:tc>
       </w:tr>
@@ -9770,14 +9728,12 @@
               <w:ind w:firstLine="380"/>
               <w:jc w:val="center"/>
             </w:pPr>
-            <w:proofErr w:type="spellStart"/>
             <w:r>
               <w:rPr>
                 <w:sz w:val="19"/>
               </w:rPr>
               <w:t>最小外接圆半径</w:t>
             </w:r>
-            <w:proofErr w:type="spellEnd"/>
           </w:p>
         </w:tc>
         <w:tc>
@@ -9900,14 +9856,12 @@
               <w:ind w:firstLine="380"/>
               <w:jc w:val="center"/>
             </w:pPr>
-            <w:proofErr w:type="spellStart"/>
             <w:r>
               <w:rPr>
                 <w:sz w:val="19"/>
               </w:rPr>
               <w:t>同直径圆覆盖性</w:t>
             </w:r>
-            <w:proofErr w:type="spellEnd"/>
           </w:p>
         </w:tc>
         <w:tc>
@@ -9923,14 +9877,12 @@
               <w:ind w:firstLine="380"/>
               <w:jc w:val="center"/>
             </w:pPr>
-            <w:proofErr w:type="spellStart"/>
             <w:r>
               <w:rPr>
                 <w:sz w:val="19"/>
               </w:rPr>
               <w:t>不能覆盖</w:t>
             </w:r>
-            <w:proofErr w:type="spellEnd"/>
           </w:p>
         </w:tc>
         <w:tc>
@@ -9946,14 +9898,12 @@
               <w:ind w:firstLine="380"/>
               <w:jc w:val="center"/>
             </w:pPr>
-            <w:proofErr w:type="spellStart"/>
             <w:r>
               <w:rPr>
                 <w:sz w:val="19"/>
               </w:rPr>
               <w:t>不能覆盖</w:t>
             </w:r>
-            <w:proofErr w:type="spellEnd"/>
           </w:p>
         </w:tc>
         <w:tc>
@@ -9969,14 +9919,12 @@
               <w:ind w:firstLine="380"/>
               <w:jc w:val="center"/>
             </w:pPr>
-            <w:proofErr w:type="spellStart"/>
             <w:r>
               <w:rPr>
                 <w:sz w:val="19"/>
               </w:rPr>
               <w:t>一致</w:t>
             </w:r>
-            <w:proofErr w:type="spellEnd"/>
           </w:p>
         </w:tc>
       </w:tr>
@@ -10756,7 +10704,6 @@
         <w:pStyle w:val="2"/>
         <w:ind w:firstLine="482"/>
         <w:rPr>
-          <w:rFonts w:hint="eastAsia"/>
           <w:lang w:eastAsia="zh-CN"/>
         </w:rPr>
       </w:pPr>
@@ -10794,11 +10741,9 @@
         <w:pStyle w:val="3"/>
         <w:ind w:firstLine="480"/>
       </w:pPr>
-      <w:proofErr w:type="spellStart"/>
       <w:r>
         <w:t>模型建立</w:t>
       </w:r>
-      <w:proofErr w:type="spellEnd"/>
     </w:p>
     <w:p>
       <w:pPr>
@@ -10855,18 +10800,40 @@
       </w:r>
       <w:r>
         <w:rPr>
+          <w:rFonts w:hint="eastAsia"/>
           <w:lang w:eastAsia="zh-CN"/>
         </w:rPr>
         <w:t xml:space="preserve"> </w:t>
       </w:r>
-      <w:proofErr w:type="spellStart"/>
-      <w:r>
-        <w:rPr>
-          <w:lang w:eastAsia="zh-CN"/>
-        </w:rPr>
-        <w:t>S_k</w:t>
-      </w:r>
-      <w:proofErr w:type="spellEnd"/>
+      <m:oMath>
+        <m:sSub>
+          <m:sSubPr>
+            <m:ctrlPr>
+              <w:rPr>
+                <w:rFonts w:ascii="Cambria Math" w:hAnsi="Cambria Math"/>
+              </w:rPr>
+            </m:ctrlPr>
+          </m:sSubPr>
+          <m:e>
+            <m:r>
+              <w:rPr>
+                <w:rFonts w:ascii="Cambria Math" w:hAnsi="Cambria Math"/>
+                <w:lang w:eastAsia="zh-CN"/>
+              </w:rPr>
+              <m:t>S</m:t>
+            </m:r>
+          </m:e>
+          <m:sub>
+            <m:r>
+              <w:rPr>
+                <w:rFonts w:ascii="Cambria Math" w:hAnsi="Cambria Math"/>
+                <w:lang w:eastAsia="zh-CN"/>
+              </w:rPr>
+              <m:t>k</m:t>
+            </m:r>
+          </m:sub>
+        </m:sSub>
+      </m:oMath>
       <w:r>
         <w:rPr>
           <w:lang w:eastAsia="zh-CN"/>
@@ -10875,21 +10842,40 @@
       </w:r>
       <w:r>
         <w:rPr>
+          <w:rFonts w:hint="eastAsia"/>
           <w:lang w:eastAsia="zh-CN"/>
         </w:rPr>
         <w:t xml:space="preserve"> </w:t>
       </w:r>
-      <w:proofErr w:type="spellStart"/>
-      <w:r>
-        <w:t>θ</w:t>
-      </w:r>
-      <w:r>
-        <w:rPr>
-          <w:lang w:eastAsia="zh-CN"/>
-        </w:rPr>
-        <w:t>_k</w:t>
-      </w:r>
-      <w:proofErr w:type="spellEnd"/>
+      <m:oMath>
+        <m:sSub>
+          <m:sSubPr>
+            <m:ctrlPr>
+              <w:rPr>
+                <w:rFonts w:ascii="Cambria Math" w:hAnsi="Cambria Math"/>
+              </w:rPr>
+            </m:ctrlPr>
+          </m:sSubPr>
+          <m:e>
+            <m:r>
+              <w:rPr>
+                <w:rFonts w:ascii="Cambria Math" w:hAnsi="Cambria Math"/>
+                <w:lang w:eastAsia="zh-CN"/>
+              </w:rPr>
+              <m:t>θ</m:t>
+            </m:r>
+          </m:e>
+          <m:sub>
+            <m:r>
+              <w:rPr>
+                <w:rFonts w:ascii="Cambria Math" w:hAnsi="Cambria Math"/>
+                <w:lang w:eastAsia="zh-CN"/>
+              </w:rPr>
+              <m:t>k</m:t>
+            </m:r>
+          </m:sub>
+        </m:sSub>
+      </m:oMath>
       <w:r>
         <w:rPr>
           <w:lang w:eastAsia="zh-CN"/>
@@ -10913,18 +10899,80 @@
       </w:r>
       <w:r>
         <w:rPr>
+          <w:rFonts w:hint="eastAsia"/>
           <w:lang w:eastAsia="zh-CN"/>
         </w:rPr>
         <w:t xml:space="preserve"> </w:t>
       </w:r>
-      <w:proofErr w:type="spellStart"/>
-      <w:r>
-        <w:rPr>
-          <w:lang w:eastAsia="zh-CN"/>
-        </w:rPr>
-        <w:t>d_min≤d≤d_max</w:t>
-      </w:r>
-      <w:proofErr w:type="spellEnd"/>
+      <m:oMath>
+        <m:sSub>
+          <m:sSubPr>
+            <m:ctrlPr>
+              <w:rPr>
+                <w:rFonts w:ascii="Cambria Math" w:hAnsi="Cambria Math"/>
+              </w:rPr>
+            </m:ctrlPr>
+          </m:sSubPr>
+          <m:e>
+            <m:r>
+              <w:rPr>
+                <w:rFonts w:ascii="Cambria Math" w:hAnsi="Cambria Math"/>
+                <w:lang w:eastAsia="zh-CN"/>
+              </w:rPr>
+              <m:t>d</m:t>
+            </m:r>
+          </m:e>
+          <m:sub>
+            <m:r>
+              <m:rPr>
+                <m:sty m:val="p"/>
+              </m:rPr>
+              <w:rPr>
+                <w:rFonts w:ascii="Cambria Math" w:hAnsi="Cambria Math"/>
+                <w:lang w:eastAsia="zh-CN"/>
+              </w:rPr>
+              <m:t>min</m:t>
+            </m:r>
+          </m:sub>
+        </m:sSub>
+        <m:r>
+          <w:rPr>
+            <w:rFonts w:ascii="Cambria Math" w:hAnsi="Cambria Math"/>
+            <w:lang w:eastAsia="zh-CN"/>
+          </w:rPr>
+          <m:t>≤d≤</m:t>
+        </m:r>
+        <m:sSub>
+          <m:sSubPr>
+            <m:ctrlPr>
+              <w:rPr>
+                <w:rFonts w:ascii="Cambria Math" w:hAnsi="Cambria Math"/>
+              </w:rPr>
+            </m:ctrlPr>
+          </m:sSubPr>
+          <m:e>
+            <m:r>
+              <w:rPr>
+                <w:rFonts w:ascii="Cambria Math" w:hAnsi="Cambria Math"/>
+                <w:lang w:eastAsia="zh-CN"/>
+              </w:rPr>
+              <m:t>d</m:t>
+            </m:r>
+          </m:e>
+          <m:sub>
+            <m:r>
+              <m:rPr>
+                <m:sty m:val="p"/>
+              </m:rPr>
+              <w:rPr>
+                <w:rFonts w:ascii="Cambria Math" w:hAnsi="Cambria Math"/>
+                <w:lang w:eastAsia="zh-CN"/>
+              </w:rPr>
+              <m:t>max</m:t>
+            </m:r>
+          </m:sub>
+        </m:sSub>
+      </m:oMath>
       <w:r>
         <w:rPr>
           <w:lang w:eastAsia="zh-CN"/>
@@ -10945,9 +10993,26 @@
       </w:r>
       <w:r>
         <w:rPr>
-          <w:lang w:eastAsia="zh-CN"/>
-        </w:rPr>
-        <w:t xml:space="preserve"> k </w:t>
+          <w:rFonts w:hint="eastAsia"/>
+          <w:lang w:eastAsia="zh-CN"/>
+        </w:rPr>
+        <w:t xml:space="preserve"> </w:t>
+      </w:r>
+      <m:oMath>
+        <m:r>
+          <w:rPr>
+            <w:rFonts w:ascii="Cambria Math" w:hAnsi="Cambria Math"/>
+            <w:lang w:eastAsia="zh-CN"/>
+          </w:rPr>
+          <m:t>k</m:t>
+        </m:r>
+      </m:oMath>
+      <w:r>
+        <w:rPr>
+          <w:rFonts w:hint="eastAsia"/>
+          <w:lang w:eastAsia="zh-CN"/>
+        </w:rPr>
+        <w:t xml:space="preserve"> </w:t>
       </w:r>
       <w:r>
         <w:rPr>
@@ -11491,9 +11556,9 @@
         </w:rPr>
         <w:lastRenderedPageBreak/>
         <w:drawing>
-          <wp:inline distT="0" distB="0" distL="0" distR="0" wp14:anchorId="6215AC84" wp14:editId="74883ADD">
-            <wp:extent cx="2880000" cy="2877296"/>
-            <wp:effectExtent l="0" t="0" r="0" b="0"/>
+          <wp:inline distT="0" distB="0" distL="0" distR="0" wp14:anchorId="6215AC84" wp14:editId="71BE196B">
+            <wp:extent cx="3536033" cy="3532713"/>
+            <wp:effectExtent l="0" t="0" r="7620" b="0"/>
             <wp:docPr id="1" name="Picture 1"/>
             <wp:cNvGraphicFramePr>
               <a:graphicFrameLocks xmlns:a="http://schemas.openxmlformats.org/drawingml/2006/main" noChangeAspect="1"/>
@@ -11514,7 +11579,7 @@
                   <pic:spPr>
                     <a:xfrm>
                       <a:off x="0" y="0"/>
-                      <a:ext cx="2880000" cy="2877296"/>
+                      <a:ext cx="3538594" cy="3535272"/>
                     </a:xfrm>
                     <a:prstGeom prst="rect">
                       <a:avLst/>
@@ -11593,6 +11658,9 @@
       <w:pPr>
         <w:pStyle w:val="ad"/>
         <w:ind w:firstLine="480"/>
+        <w:rPr>
+          <w:lang w:eastAsia="zh-CN"/>
+        </w:rPr>
       </w:pPr>
       <w:r>
         <w:rPr>
@@ -11640,7 +11708,44 @@
         <w:rPr>
           <w:lang w:eastAsia="zh-CN"/>
         </w:rPr>
-        <w:t xml:space="preserve"> C_k</w:t>
+        <w:t xml:space="preserve"> </w:t>
+      </w:r>
+      <m:oMath>
+        <m:sSub>
+          <m:sSubPr>
+            <m:ctrlPr>
+              <w:rPr>
+                <w:rFonts w:ascii="Cambria Math" w:hAnsi="Cambria Math"/>
+              </w:rPr>
+            </m:ctrlPr>
+          </m:sSubPr>
+          <m:e>
+            <m:r>
+              <w:rPr>
+                <w:rFonts w:ascii="Cambria Math" w:hAnsi="Cambria Math"/>
+                <w:lang w:eastAsia="zh-CN"/>
+              </w:rPr>
+              <m:t>C</m:t>
+            </m:r>
+          </m:e>
+          <m:sub>
+            <m:r>
+              <w:rPr>
+                <w:rFonts w:ascii="Cambria Math" w:hAnsi="Cambria Math"/>
+                <w:lang w:eastAsia="zh-CN"/>
+              </w:rPr>
+              <m:t>k</m:t>
+            </m:r>
+          </m:sub>
+        </m:sSub>
+      </m:oMath>
+      <w:proofErr w:type="gramStart"/>
+      <w:r>
+        <w:rPr>
+          <w:rFonts w:hint="eastAsia"/>
+          <w:lang w:eastAsia="zh-CN"/>
+        </w:rPr>
+        <w:t xml:space="preserve"> </w:t>
       </w:r>
       <w:r>
         <w:rPr>
@@ -11648,24 +11753,32 @@
         </w:rPr>
         <w:t>。</w:t>
       </w:r>
-      <w:proofErr w:type="spellStart"/>
-      <w:r>
+      <w:proofErr w:type="gramEnd"/>
+      <w:r>
+        <w:rPr>
+          <w:lang w:eastAsia="zh-CN"/>
+        </w:rPr>
         <w:t>对任一候选点</w:t>
       </w:r>
-      <w:proofErr w:type="spellEnd"/>
-      <w:r>
+      <w:r>
+        <w:rPr>
+          <w:lang w:eastAsia="zh-CN"/>
+        </w:rPr>
         <w:t xml:space="preserve"> </w:t>
       </w:r>
-      <w:proofErr w:type="spellStart"/>
-      <w:r>
-        <w:t>S</w:t>
-      </w:r>
-      <w:r>
-        <w:t>，计算以下四项指标</w:t>
-      </w:r>
-      <w:proofErr w:type="spellEnd"/>
-      <w:r>
-        <w:t>。</w:t>
+      <m:oMath>
+        <m:r>
+          <w:rPr>
+            <w:rFonts w:ascii="Cambria Math" w:hAnsi="Cambria Math"/>
+          </w:rPr>
+          <m:t>S</m:t>
+        </m:r>
+      </m:oMath>
+      <w:r>
+        <w:rPr>
+          <w:lang w:eastAsia="zh-CN"/>
+        </w:rPr>
+        <w:t>，计算以下四项指标。</w:t>
       </w:r>
     </w:p>
     <w:tbl>
@@ -11706,6 +11819,9 @@
           <w:p>
             <w:pPr>
               <w:ind w:firstLine="480"/>
+              <w:rPr>
+                <w:lang w:eastAsia="zh-CN"/>
+              </w:rPr>
             </w:pPr>
           </w:p>
         </w:tc>
@@ -12275,14 +12391,38 @@
         </w:rPr>
         <w:t>其中，</w:t>
       </w:r>
-      <w:proofErr w:type="spellStart"/>
-      <w:r>
-        <w:rPr>
-          <w:lang w:eastAsia="zh-CN"/>
-        </w:rPr>
-        <w:t>Q_geo</w:t>
-      </w:r>
-      <w:proofErr w:type="spellEnd"/>
+      <m:oMath>
+        <m:sSub>
+          <m:sSubPr>
+            <m:ctrlPr>
+              <w:rPr>
+                <w:rFonts w:ascii="Cambria Math" w:hAnsi="Cambria Math"/>
+              </w:rPr>
+            </m:ctrlPr>
+          </m:sSubPr>
+          <m:e>
+            <m:r>
+              <w:rPr>
+                <w:rFonts w:ascii="Cambria Math" w:hAnsi="Cambria Math"/>
+                <w:lang w:eastAsia="zh-CN"/>
+              </w:rPr>
+              <m:t>Q</m:t>
+            </m:r>
+          </m:e>
+          <m:sub>
+            <m:r>
+              <m:rPr>
+                <m:sty m:val="p"/>
+              </m:rPr>
+              <w:rPr>
+                <w:rFonts w:ascii="Cambria Math" w:hAnsi="Cambria Math"/>
+                <w:lang w:eastAsia="zh-CN"/>
+              </w:rPr>
+              <m:t>geo</m:t>
+            </m:r>
+          </m:sub>
+        </m:sSub>
+      </m:oMath>
       <w:r>
         <w:rPr>
           <w:lang w:eastAsia="zh-CN"/>
@@ -12295,14 +12435,38 @@
         </w:rPr>
         <w:t>以两观测方向夹角的平方正弦刻画几何互补性，</w:t>
       </w:r>
-      <w:proofErr w:type="spellStart"/>
-      <w:r>
-        <w:rPr>
-          <w:lang w:eastAsia="zh-CN"/>
-        </w:rPr>
-        <w:t>P_rec</w:t>
-      </w:r>
-      <w:proofErr w:type="spellEnd"/>
+      <m:oMath>
+        <m:sSub>
+          <m:sSubPr>
+            <m:ctrlPr>
+              <w:rPr>
+                <w:rFonts w:ascii="Cambria Math" w:hAnsi="Cambria Math"/>
+              </w:rPr>
+            </m:ctrlPr>
+          </m:sSubPr>
+          <m:e>
+            <m:r>
+              <w:rPr>
+                <w:rFonts w:ascii="Cambria Math" w:hAnsi="Cambria Math"/>
+                <w:lang w:eastAsia="zh-CN"/>
+              </w:rPr>
+              <m:t>P</m:t>
+            </m:r>
+          </m:e>
+          <m:sub>
+            <m:r>
+              <m:rPr>
+                <m:sty m:val="p"/>
+              </m:rPr>
+              <w:rPr>
+                <w:rFonts w:ascii="Cambria Math" w:hAnsi="Cambria Math"/>
+                <w:lang w:eastAsia="zh-CN"/>
+              </w:rPr>
+              <m:t>rec</m:t>
+            </m:r>
+          </m:sub>
+        </m:sSub>
+      </m:oMath>
       <w:r>
         <w:rPr>
           <w:lang w:eastAsia="zh-CN"/>
@@ -12317,20 +12481,46 @@
       </w:r>
       <w:r>
         <w:rPr>
+          <w:rFonts w:hint="eastAsia"/>
           <w:lang w:eastAsia="zh-CN"/>
         </w:rPr>
         <w:t xml:space="preserve"> </w:t>
       </w:r>
-      <w:proofErr w:type="spellStart"/>
-      <w:r>
-        <w:rPr>
-          <w:lang w:eastAsia="zh-CN"/>
-        </w:rPr>
-        <w:t>R_pred</w:t>
-      </w:r>
-      <w:proofErr w:type="spellEnd"/>
-      <w:r>
-        <w:rPr>
+      <m:oMath>
+        <m:sSub>
+          <m:sSubPr>
+            <m:ctrlPr>
+              <w:rPr>
+                <w:rFonts w:ascii="Cambria Math" w:hAnsi="Cambria Math"/>
+              </w:rPr>
+            </m:ctrlPr>
+          </m:sSubPr>
+          <m:e>
+            <m:r>
+              <w:rPr>
+                <w:rFonts w:ascii="Cambria Math" w:hAnsi="Cambria Math"/>
+                <w:lang w:eastAsia="zh-CN"/>
+              </w:rPr>
+              <m:t>R</m:t>
+            </m:r>
+          </m:e>
+          <m:sub>
+            <m:r>
+              <m:rPr>
+                <m:sty m:val="p"/>
+              </m:rPr>
+              <w:rPr>
+                <w:rFonts w:ascii="Cambria Math" w:hAnsi="Cambria Math"/>
+                <w:lang w:eastAsia="zh-CN"/>
+              </w:rPr>
+              <m:t>pred</m:t>
+            </m:r>
+          </m:sub>
+        </m:sSub>
+      </m:oMath>
+      <w:r>
+        <w:rPr>
+          <w:rFonts w:hint="eastAsia"/>
           <w:lang w:eastAsia="zh-CN"/>
         </w:rPr>
         <w:t xml:space="preserve"> </w:t>
@@ -13795,7 +13985,6 @@
         <w:rPr>
           <w:lang w:eastAsia="zh-CN"/>
         </w:rPr>
-        <w:lastRenderedPageBreak/>
         <w:t>为降低离散峰值对网格扰动的敏感性，先取接近最大评分的候选点组成高分区域</w:t>
       </w:r>
       <w:r>
@@ -13804,14 +13993,49 @@
         </w:rPr>
         <w:t xml:space="preserve"> </w:t>
       </w:r>
-      <w:proofErr w:type="spellStart"/>
-      <w:r>
-        <w:rPr>
-          <w:lang w:eastAsia="zh-CN"/>
-        </w:rPr>
-        <w:t>R_good</w:t>
-      </w:r>
-      <w:proofErr w:type="spellEnd"/>
+      <w:r>
+        <w:rPr>
+          <w:rFonts w:hint="eastAsia"/>
+          <w:lang w:eastAsia="zh-CN"/>
+        </w:rPr>
+        <w:t xml:space="preserve"> </w:t>
+      </w:r>
+      <m:oMath>
+        <m:sSub>
+          <m:sSubPr>
+            <m:ctrlPr>
+              <w:rPr>
+                <w:rFonts w:ascii="Cambria Math" w:hAnsi="Cambria Math"/>
+              </w:rPr>
+            </m:ctrlPr>
+          </m:sSubPr>
+          <m:e>
+            <m:r>
+              <m:rPr>
+                <m:scr m:val="script"/>
+                <m:sty m:val="p"/>
+              </m:rPr>
+              <w:rPr>
+                <w:rFonts w:ascii="Cambria Math" w:hAnsi="Cambria Math"/>
+                <w:lang w:eastAsia="zh-CN"/>
+              </w:rPr>
+              <m:t>R</m:t>
+            </m:r>
+          </m:e>
+          <m:sub>
+            <m:r>
+              <m:rPr>
+                <m:sty m:val="p"/>
+              </m:rPr>
+              <w:rPr>
+                <w:rFonts w:ascii="Cambria Math" w:hAnsi="Cambria Math"/>
+                <w:lang w:eastAsia="zh-CN"/>
+              </w:rPr>
+              <m:t>good</m:t>
+            </m:r>
+          </m:sub>
+        </m:sSub>
+      </m:oMath>
       <w:r>
         <w:rPr>
           <w:lang w:eastAsia="zh-CN"/>
@@ -14547,18 +14771,43 @@
         <w:rPr>
           <w:lang w:eastAsia="zh-CN"/>
         </w:rPr>
-        <w:t xml:space="preserve"> </w:t>
-      </w:r>
-      <w:proofErr w:type="spellStart"/>
-      <w:r>
-        <w:rPr>
-          <w:lang w:eastAsia="zh-CN"/>
-        </w:rPr>
-        <w:t>r_MEC</w:t>
-      </w:r>
-      <w:proofErr w:type="spellEnd"/>
-      <w:r>
-        <w:rPr>
+        <w:t xml:space="preserve">  </w:t>
+      </w:r>
+      <m:oMath>
+        <m:sSub>
+          <m:sSubPr>
+            <m:ctrlPr>
+              <w:rPr>
+                <w:rFonts w:ascii="Cambria Math" w:hAnsi="Cambria Math"/>
+              </w:rPr>
+            </m:ctrlPr>
+          </m:sSubPr>
+          <m:e>
+            <m:r>
+              <w:rPr>
+                <w:rFonts w:ascii="Cambria Math" w:hAnsi="Cambria Math"/>
+                <w:lang w:eastAsia="zh-CN"/>
+              </w:rPr>
+              <m:t>r</m:t>
+            </m:r>
+          </m:e>
+          <m:sub>
+            <m:r>
+              <m:rPr>
+                <m:sty m:val="p"/>
+              </m:rPr>
+              <w:rPr>
+                <w:rFonts w:ascii="Cambria Math" w:hAnsi="Cambria Math"/>
+                <w:lang w:eastAsia="zh-CN"/>
+              </w:rPr>
+              <m:t>MEC</m:t>
+            </m:r>
+          </m:sub>
+        </m:sSub>
+      </m:oMath>
+      <w:r>
+        <w:rPr>
+          <w:rFonts w:hint="eastAsia"/>
           <w:lang w:eastAsia="zh-CN"/>
         </w:rPr>
         <w:t xml:space="preserve"> </w:t>
@@ -14884,11 +15133,9 @@
         <w:pStyle w:val="3"/>
         <w:ind w:firstLine="480"/>
       </w:pPr>
-      <w:proofErr w:type="spellStart"/>
       <w:r>
         <w:t>求解与结果分析</w:t>
       </w:r>
-      <w:proofErr w:type="spellEnd"/>
     </w:p>
     <w:p>
       <w:pPr>
@@ -15031,7 +15278,14 @@
         <w:rPr>
           <w:lang w:eastAsia="zh-CN"/>
         </w:rPr>
-        <w:t xml:space="preserve"> 25%</w:t>
+        <w:t xml:space="preserve"> </w:t>
+      </w:r>
+      <w:r>
+        <w:rPr>
+          <w:lang w:eastAsia="zh-CN"/>
+        </w:rPr>
+        <w:lastRenderedPageBreak/>
+        <w:t>25%</w:t>
       </w:r>
       <w:r>
         <w:rPr>
@@ -15089,7 +15343,6 @@
         <w:rPr>
           <w:lang w:eastAsia="zh-CN"/>
         </w:rPr>
-        <w:lastRenderedPageBreak/>
         <w:t>为检验联合策略的有效性，将其与仅几何、最近点和随机策略在同一测试集上比较，结果见表</w:t>
       </w:r>
       <w:r>
@@ -15204,7 +15457,6 @@
               <w:ind w:firstLine="341"/>
               <w:jc w:val="center"/>
             </w:pPr>
-            <w:proofErr w:type="spellStart"/>
             <w:r>
               <w:rPr>
                 <w:b/>
@@ -15212,7 +15464,6 @@
               </w:rPr>
               <w:t>策略</w:t>
             </w:r>
-            <w:proofErr w:type="spellEnd"/>
           </w:p>
         </w:tc>
         <w:tc>
@@ -15236,7 +15487,6 @@
               <w:ind w:firstLine="341"/>
               <w:jc w:val="center"/>
             </w:pPr>
-            <w:proofErr w:type="spellStart"/>
             <w:r>
               <w:rPr>
                 <w:b/>
@@ -15244,7 +15494,6 @@
               </w:rPr>
               <w:t>接收率</w:t>
             </w:r>
-            <w:proofErr w:type="spellEnd"/>
           </w:p>
         </w:tc>
         <w:tc>
@@ -15268,7 +15517,6 @@
               <w:ind w:firstLine="341"/>
               <w:jc w:val="center"/>
             </w:pPr>
-            <w:proofErr w:type="spellStart"/>
             <w:r>
               <w:rPr>
                 <w:b/>
@@ -15283,53 +15531,6 @@
               </w:rPr>
               <w:t>均值</w:t>
             </w:r>
-            <w:proofErr w:type="spellEnd"/>
-            <w:r>
-              <w:rPr>
-                <w:b/>
-                <w:sz w:val="17"/>
-              </w:rPr>
-              <w:t>/m</w:t>
-            </w:r>
-          </w:p>
-        </w:tc>
-        <w:tc>
-          <w:tcPr>
-            <w:tcW w:w="1587" w:type="dxa"/>
-            <w:tcBorders>
-              <w:top w:val="single" w:sz="12" w:space="0" w:color="000000"/>
-              <w:bottom w:val="single" w:sz="8" w:space="0" w:color="000000"/>
-            </w:tcBorders>
-            <w:tcMar>
-              <w:top w:w="12" w:type="dxa"/>
-              <w:left w:w="20" w:type="dxa"/>
-              <w:bottom w:w="12" w:type="dxa"/>
-              <w:right w:w="20" w:type="dxa"/>
-            </w:tcMar>
-            <w:vAlign w:val="center"/>
-          </w:tcPr>
-          <w:p>
-            <w:pPr>
-              <w:spacing w:line="240" w:lineRule="auto"/>
-              <w:ind w:firstLine="341"/>
-              <w:jc w:val="center"/>
-            </w:pPr>
-            <w:proofErr w:type="spellStart"/>
-            <w:r>
-              <w:rPr>
-                <w:b/>
-                <w:sz w:val="17"/>
-              </w:rPr>
-              <w:t>MEC</w:t>
-            </w:r>
-            <w:r>
-              <w:rPr>
-                <w:b/>
-                <w:sz w:val="17"/>
-              </w:rPr>
-              <w:t>中位数</w:t>
-            </w:r>
-            <w:proofErr w:type="spellEnd"/>
             <w:r>
               <w:rPr>
                 <w:b/>
@@ -15365,24 +15566,22 @@
                 <w:b/>
                 <w:sz w:val="17"/>
               </w:rPr>
-              <w:t xml:space="preserve">≤20 </w:t>
+              <w:t>MEC</w:t>
             </w:r>
-            <w:proofErr w:type="spellStart"/>
             <w:r>
               <w:rPr>
                 <w:b/>
                 <w:sz w:val="17"/>
               </w:rPr>
-              <w:t>m</w:t>
+              <w:t>中位数</w:t>
             </w:r>
             <w:r>
               <w:rPr>
                 <w:b/>
                 <w:sz w:val="17"/>
               </w:rPr>
-              <w:t>成功率</w:t>
+              <w:t>/m</w:t>
             </w:r>
-            <w:proofErr w:type="spellEnd"/>
           </w:p>
         </w:tc>
         <w:tc>
@@ -15406,15 +15605,50 @@
               <w:ind w:firstLine="341"/>
               <w:jc w:val="center"/>
             </w:pPr>
-            <w:proofErr w:type="spellStart"/>
             <w:r>
               <w:rPr>
                 <w:b/>
                 <w:sz w:val="17"/>
               </w:rPr>
+              <w:t>≤20 m</w:t>
+            </w:r>
+            <w:r>
+              <w:rPr>
+                <w:b/>
+                <w:sz w:val="17"/>
+              </w:rPr>
+              <w:t>成功率</w:t>
+            </w:r>
+          </w:p>
+        </w:tc>
+        <w:tc>
+          <w:tcPr>
+            <w:tcW w:w="1587" w:type="dxa"/>
+            <w:tcBorders>
+              <w:top w:val="single" w:sz="12" w:space="0" w:color="000000"/>
+              <w:bottom w:val="single" w:sz="8" w:space="0" w:color="000000"/>
+            </w:tcBorders>
+            <w:tcMar>
+              <w:top w:w="12" w:type="dxa"/>
+              <w:left w:w="20" w:type="dxa"/>
+              <w:bottom w:w="12" w:type="dxa"/>
+              <w:right w:w="20" w:type="dxa"/>
+            </w:tcMar>
+            <w:vAlign w:val="center"/>
+          </w:tcPr>
+          <w:p>
+            <w:pPr>
+              <w:spacing w:line="240" w:lineRule="auto"/>
+              <w:ind w:firstLine="341"/>
+              <w:jc w:val="center"/>
+            </w:pPr>
+            <w:r>
+              <w:rPr>
+                <w:b/>
+                <w:sz w:val="17"/>
+              </w:rPr>
               <w:t>平均总耗时</w:t>
             </w:r>
-            <w:proofErr w:type="spellEnd"/>
             <w:r>
               <w:rPr>
                 <w:b/>
@@ -15445,14 +15679,12 @@
               <w:ind w:firstLine="340"/>
               <w:jc w:val="center"/>
             </w:pPr>
-            <w:proofErr w:type="spellStart"/>
             <w:r>
               <w:rPr>
                 <w:sz w:val="17"/>
               </w:rPr>
               <w:t>四指标联合</w:t>
             </w:r>
-            <w:proofErr w:type="spellEnd"/>
           </w:p>
         </w:tc>
         <w:tc>
@@ -15596,14 +15828,12 @@
               <w:ind w:firstLine="340"/>
               <w:jc w:val="center"/>
             </w:pPr>
-            <w:proofErr w:type="spellStart"/>
             <w:r>
               <w:rPr>
                 <w:sz w:val="17"/>
               </w:rPr>
               <w:t>仅几何</w:t>
             </w:r>
-            <w:proofErr w:type="spellEnd"/>
           </w:p>
         </w:tc>
         <w:tc>
@@ -15747,14 +15977,12 @@
               <w:ind w:firstLine="340"/>
               <w:jc w:val="center"/>
             </w:pPr>
-            <w:proofErr w:type="spellStart"/>
             <w:r>
               <w:rPr>
                 <w:sz w:val="17"/>
               </w:rPr>
               <w:t>最近点</w:t>
             </w:r>
-            <w:proofErr w:type="spellEnd"/>
           </w:p>
         </w:tc>
         <w:tc>
@@ -15901,14 +16129,12 @@
               <w:ind w:firstLine="340"/>
               <w:jc w:val="center"/>
             </w:pPr>
-            <w:proofErr w:type="spellStart"/>
             <w:r>
               <w:rPr>
                 <w:sz w:val="17"/>
               </w:rPr>
               <w:t>随机</w:t>
             </w:r>
-            <w:proofErr w:type="spellEnd"/>
           </w:p>
         </w:tc>
         <w:tc>
@@ -16067,11 +16293,9 @@
         <w:pStyle w:val="3"/>
         <w:ind w:firstLine="480"/>
       </w:pPr>
-      <w:proofErr w:type="spellStart"/>
       <w:r>
         <w:t>模型检验</w:t>
       </w:r>
-      <w:proofErr w:type="spellEnd"/>
     </w:p>
     <w:p>
       <w:pPr>
@@ -16210,7 +16434,6 @@
               <w:ind w:firstLine="341"/>
               <w:jc w:val="center"/>
             </w:pPr>
-            <w:proofErr w:type="spellStart"/>
             <w:r>
               <w:rPr>
                 <w:b/>
@@ -16218,7 +16441,6 @@
               </w:rPr>
               <w:t>检验类型</w:t>
             </w:r>
-            <w:proofErr w:type="spellEnd"/>
           </w:p>
         </w:tc>
         <w:tc>
@@ -16242,7 +16464,6 @@
               <w:ind w:firstLine="341"/>
               <w:jc w:val="center"/>
             </w:pPr>
-            <w:proofErr w:type="spellStart"/>
             <w:r>
               <w:rPr>
                 <w:b/>
@@ -16250,7 +16471,6 @@
               </w:rPr>
               <w:t>条件</w:t>
             </w:r>
-            <w:proofErr w:type="spellEnd"/>
           </w:p>
         </w:tc>
         <w:tc>
@@ -16274,7 +16494,6 @@
               <w:ind w:firstLine="341"/>
               <w:jc w:val="center"/>
             </w:pPr>
-            <w:proofErr w:type="spellStart"/>
             <w:r>
               <w:rPr>
                 <w:b/>
@@ -16282,7 +16501,6 @@
               </w:rPr>
               <w:t>结果</w:t>
             </w:r>
-            <w:proofErr w:type="spellEnd"/>
           </w:p>
         </w:tc>
         <w:tc>
@@ -16306,7 +16524,6 @@
               <w:ind w:firstLine="341"/>
               <w:jc w:val="center"/>
             </w:pPr>
-            <w:proofErr w:type="spellStart"/>
             <w:r>
               <w:rPr>
                 <w:b/>
@@ -16314,7 +16531,6 @@
               </w:rPr>
               <w:t>判定</w:t>
             </w:r>
-            <w:proofErr w:type="spellEnd"/>
           </w:p>
         </w:tc>
       </w:tr>
@@ -16338,14 +16554,12 @@
               <w:ind w:firstLine="340"/>
               <w:jc w:val="center"/>
             </w:pPr>
-            <w:proofErr w:type="spellStart"/>
             <w:r>
               <w:rPr>
                 <w:sz w:val="17"/>
               </w:rPr>
               <w:t>定位边界</w:t>
             </w:r>
-            <w:proofErr w:type="spellEnd"/>
           </w:p>
         </w:tc>
         <w:tc>
@@ -16364,14 +16578,12 @@
               <w:ind w:firstLine="340"/>
               <w:jc w:val="center"/>
             </w:pPr>
-            <w:proofErr w:type="spellStart"/>
             <w:r>
               <w:rPr>
                 <w:sz w:val="17"/>
               </w:rPr>
               <w:t>近似平行观测</w:t>
             </w:r>
-            <w:proofErr w:type="spellEnd"/>
           </w:p>
         </w:tc>
         <w:tc>
@@ -16390,19 +16602,11 @@
               <w:ind w:firstLine="340"/>
               <w:jc w:val="center"/>
             </w:pPr>
-            <w:proofErr w:type="spellStart"/>
             <w:r>
               <w:rPr>
                 <w:sz w:val="17"/>
               </w:rPr>
-              <w:t>r_MEC</w:t>
-            </w:r>
-            <w:proofErr w:type="spellEnd"/>
-            <w:r>
-              <w:rPr>
-                <w:sz w:val="17"/>
-              </w:rPr>
-              <w:t>=700.27 m</w:t>
+              <w:t>r_MEC=700.27 m</w:t>
             </w:r>
           </w:p>
         </w:tc>
@@ -16422,14 +16626,12 @@
               <w:ind w:firstLine="340"/>
               <w:jc w:val="center"/>
             </w:pPr>
-            <w:proofErr w:type="spellStart"/>
             <w:r>
               <w:rPr>
                 <w:sz w:val="17"/>
               </w:rPr>
               <w:t>继续</w:t>
             </w:r>
-            <w:proofErr w:type="spellEnd"/>
           </w:p>
         </w:tc>
       </w:tr>
@@ -16453,14 +16655,12 @@
               <w:ind w:firstLine="340"/>
               <w:jc w:val="center"/>
             </w:pPr>
-            <w:proofErr w:type="spellStart"/>
             <w:r>
               <w:rPr>
                 <w:sz w:val="17"/>
               </w:rPr>
               <w:t>定位边界</w:t>
             </w:r>
-            <w:proofErr w:type="spellEnd"/>
           </w:p>
         </w:tc>
         <w:tc>
@@ -16479,14 +16679,12 @@
               <w:ind w:firstLine="340"/>
               <w:jc w:val="center"/>
             </w:pPr>
-            <w:proofErr w:type="spellStart"/>
             <w:r>
               <w:rPr>
                 <w:sz w:val="17"/>
               </w:rPr>
               <w:t>阈值附近</w:t>
             </w:r>
-            <w:proofErr w:type="spellEnd"/>
           </w:p>
         </w:tc>
         <w:tc>
@@ -16505,19 +16703,11 @@
               <w:ind w:firstLine="340"/>
               <w:jc w:val="center"/>
             </w:pPr>
-            <w:proofErr w:type="spellStart"/>
             <w:r>
               <w:rPr>
                 <w:sz w:val="17"/>
               </w:rPr>
-              <w:t>r_MEC</w:t>
-            </w:r>
-            <w:proofErr w:type="spellEnd"/>
-            <w:r>
-              <w:rPr>
-                <w:sz w:val="17"/>
-              </w:rPr>
-              <w:t>=21.83 m</w:t>
+              <w:t>r_MEC=21.83 m</w:t>
             </w:r>
           </w:p>
         </w:tc>
@@ -16537,14 +16727,12 @@
               <w:ind w:firstLine="340"/>
               <w:jc w:val="center"/>
             </w:pPr>
-            <w:proofErr w:type="spellStart"/>
             <w:r>
               <w:rPr>
                 <w:sz w:val="17"/>
               </w:rPr>
               <w:t>继续</w:t>
             </w:r>
-            <w:proofErr w:type="spellEnd"/>
           </w:p>
         </w:tc>
       </w:tr>
@@ -16568,14 +16756,12 @@
               <w:ind w:firstLine="340"/>
               <w:jc w:val="center"/>
             </w:pPr>
-            <w:proofErr w:type="spellStart"/>
             <w:r>
               <w:rPr>
                 <w:sz w:val="17"/>
               </w:rPr>
               <w:t>定位边界</w:t>
             </w:r>
-            <w:proofErr w:type="spellEnd"/>
           </w:p>
         </w:tc>
         <w:tc>
@@ -16594,14 +16780,12 @@
               <w:ind w:firstLine="340"/>
               <w:jc w:val="center"/>
             </w:pPr>
-            <w:proofErr w:type="spellStart"/>
             <w:r>
               <w:rPr>
                 <w:sz w:val="17"/>
               </w:rPr>
               <w:t>明显满足</w:t>
             </w:r>
-            <w:proofErr w:type="spellEnd"/>
           </w:p>
         </w:tc>
         <w:tc>
@@ -16620,19 +16804,11 @@
               <w:ind w:firstLine="340"/>
               <w:jc w:val="center"/>
             </w:pPr>
-            <w:proofErr w:type="spellStart"/>
             <w:r>
               <w:rPr>
                 <w:sz w:val="17"/>
               </w:rPr>
-              <w:t>r_MEC</w:t>
-            </w:r>
-            <w:proofErr w:type="spellEnd"/>
-            <w:r>
-              <w:rPr>
-                <w:sz w:val="17"/>
-              </w:rPr>
-              <w:t>=13.97 m</w:t>
+              <w:t>r_MEC=13.97 m</w:t>
             </w:r>
           </w:p>
         </w:tc>
@@ -16652,14 +16828,12 @@
               <w:ind w:firstLine="340"/>
               <w:jc w:val="center"/>
             </w:pPr>
-            <w:proofErr w:type="spellStart"/>
             <w:r>
               <w:rPr>
                 <w:sz w:val="17"/>
               </w:rPr>
               <w:t>停止</w:t>
             </w:r>
-            <w:proofErr w:type="spellEnd"/>
           </w:p>
         </w:tc>
       </w:tr>
@@ -16683,14 +16857,12 @@
               <w:ind w:firstLine="340"/>
               <w:jc w:val="center"/>
             </w:pPr>
-            <w:proofErr w:type="spellStart"/>
             <w:r>
               <w:rPr>
                 <w:sz w:val="17"/>
               </w:rPr>
               <w:t>定位边界</w:t>
             </w:r>
-            <w:proofErr w:type="spellEnd"/>
           </w:p>
         </w:tc>
         <w:tc>
@@ -16709,14 +16881,12 @@
               <w:ind w:firstLine="340"/>
               <w:jc w:val="center"/>
             </w:pPr>
-            <w:proofErr w:type="spellStart"/>
             <w:r>
               <w:rPr>
                 <w:sz w:val="17"/>
               </w:rPr>
               <w:t>明显不满足</w:t>
             </w:r>
-            <w:proofErr w:type="spellEnd"/>
           </w:p>
         </w:tc>
         <w:tc>
@@ -16735,19 +16905,11 @@
               <w:ind w:firstLine="340"/>
               <w:jc w:val="center"/>
             </w:pPr>
-            <w:proofErr w:type="spellStart"/>
             <w:r>
               <w:rPr>
                 <w:sz w:val="17"/>
               </w:rPr>
-              <w:t>r_MEC</w:t>
-            </w:r>
-            <w:proofErr w:type="spellEnd"/>
-            <w:r>
-              <w:rPr>
-                <w:sz w:val="17"/>
-              </w:rPr>
-              <w:t>=112.48 m</w:t>
+              <w:t>r_MEC=112.48 m</w:t>
             </w:r>
           </w:p>
         </w:tc>
@@ -16767,14 +16929,12 @@
               <w:ind w:firstLine="340"/>
               <w:jc w:val="center"/>
             </w:pPr>
-            <w:proofErr w:type="spellStart"/>
             <w:r>
               <w:rPr>
                 <w:sz w:val="17"/>
               </w:rPr>
               <w:t>继续</w:t>
             </w:r>
-            <w:proofErr w:type="spellEnd"/>
           </w:p>
         </w:tc>
       </w:tr>
@@ -16798,14 +16958,12 @@
               <w:ind w:firstLine="340"/>
               <w:jc w:val="center"/>
             </w:pPr>
-            <w:proofErr w:type="spellStart"/>
             <w:r>
               <w:rPr>
                 <w:sz w:val="17"/>
               </w:rPr>
               <w:t>接收逻辑</w:t>
             </w:r>
-            <w:proofErr w:type="spellEnd"/>
           </w:p>
         </w:tc>
         <w:tc>
@@ -16884,14 +17042,12 @@
               <w:ind w:firstLine="340"/>
               <w:jc w:val="center"/>
             </w:pPr>
-            <w:proofErr w:type="spellStart"/>
             <w:r>
               <w:rPr>
                 <w:sz w:val="17"/>
               </w:rPr>
               <w:t>正确</w:t>
             </w:r>
-            <w:proofErr w:type="spellEnd"/>
           </w:p>
         </w:tc>
       </w:tr>
@@ -16915,14 +17071,12 @@
               <w:ind w:firstLine="340"/>
               <w:jc w:val="center"/>
             </w:pPr>
-            <w:proofErr w:type="spellStart"/>
             <w:r>
               <w:rPr>
                 <w:sz w:val="17"/>
               </w:rPr>
               <w:t>接收逻辑</w:t>
             </w:r>
-            <w:proofErr w:type="spellEnd"/>
           </w:p>
         </w:tc>
         <w:tc>
@@ -17001,14 +17155,12 @@
               <w:ind w:firstLine="340"/>
               <w:jc w:val="center"/>
             </w:pPr>
-            <w:proofErr w:type="spellStart"/>
             <w:r>
               <w:rPr>
                 <w:sz w:val="17"/>
               </w:rPr>
               <w:t>正确</w:t>
             </w:r>
-            <w:proofErr w:type="spellEnd"/>
           </w:p>
         </w:tc>
       </w:tr>
@@ -17035,14 +17187,12 @@
               <w:ind w:firstLine="340"/>
               <w:jc w:val="center"/>
             </w:pPr>
-            <w:proofErr w:type="spellStart"/>
             <w:r>
               <w:rPr>
                 <w:sz w:val="17"/>
               </w:rPr>
               <w:t>接收逻辑</w:t>
             </w:r>
-            <w:proofErr w:type="spellEnd"/>
           </w:p>
         </w:tc>
         <w:tc>
@@ -17130,14 +17280,12 @@
               <w:ind w:firstLine="340"/>
               <w:jc w:val="center"/>
             </w:pPr>
-            <w:proofErr w:type="spellStart"/>
             <w:r>
               <w:rPr>
                 <w:sz w:val="17"/>
               </w:rPr>
               <w:t>正确</w:t>
             </w:r>
-            <w:proofErr w:type="spellEnd"/>
           </w:p>
         </w:tc>
       </w:tr>
@@ -17416,7 +17564,6 @@
       <w:pPr>
         <w:ind w:firstLineChars="0" w:firstLine="0"/>
         <w:rPr>
-          <w:rFonts w:hint="eastAsia"/>
           <w:lang w:eastAsia="zh-CN"/>
         </w:rPr>
       </w:pPr>
@@ -17426,23 +17573,19 @@
         <w:pStyle w:val="1"/>
         <w:ind w:firstLine="562"/>
       </w:pPr>
-      <w:proofErr w:type="spellStart"/>
       <w:r>
         <w:lastRenderedPageBreak/>
         <w:t>模型评价与改进</w:t>
       </w:r>
-      <w:proofErr w:type="spellEnd"/>
     </w:p>
     <w:p>
       <w:pPr>
         <w:pStyle w:val="2"/>
         <w:ind w:firstLine="482"/>
       </w:pPr>
-      <w:proofErr w:type="spellStart"/>
       <w:r>
         <w:t>模型优点</w:t>
       </w:r>
-      <w:proofErr w:type="spellEnd"/>
     </w:p>
     <w:p>
       <w:pPr>
@@ -17467,11 +17610,9 @@
         <w:pStyle w:val="2"/>
         <w:ind w:firstLine="482"/>
       </w:pPr>
-      <w:proofErr w:type="spellStart"/>
       <w:r>
         <w:t>模型局限与改进</w:t>
       </w:r>
-      <w:proofErr w:type="spellEnd"/>
     </w:p>
     <w:p>
       <w:pPr>
@@ -17499,11 +17640,9 @@
       <w:r>
         <w:t xml:space="preserve">AI </w:t>
       </w:r>
-      <w:proofErr w:type="spellStart"/>
       <w:r>
         <w:t>工具使用声明</w:t>
       </w:r>
-      <w:proofErr w:type="spellEnd"/>
     </w:p>
     <w:p>
       <w:pPr>
@@ -17710,11 +17849,9 @@
         <w:pStyle w:val="1"/>
         <w:ind w:firstLine="562"/>
       </w:pPr>
-      <w:proofErr w:type="spellStart"/>
       <w:r>
         <w:t>参考文献</w:t>
       </w:r>
-      <w:proofErr w:type="spellEnd"/>
     </w:p>
     <w:p>
       <w:pPr>
@@ -18432,21 +18569,9 @@
                 <w:szCs w:val="24"/>
                 <w:lang w:eastAsia="zh-CN"/>
               </w:rPr>
-              <w:t>.</w:t>
-            </w:r>
-            <w:proofErr w:type="spellStart"/>
-            <w:r>
-              <w:rPr>
-                <w:rFonts w:eastAsia="宋体" w:hint="eastAsia"/>
-                <w:b w:val="0"/>
-                <w:sz w:val="24"/>
-                <w:szCs w:val="24"/>
-                <w:lang w:eastAsia="zh-CN"/>
-              </w:rPr>
-              <w:t>py</w:t>
+              <w:t>.py</w:t>
             </w:r>
             <w:bookmarkEnd w:id="1"/>
-            <w:proofErr w:type="spellEnd"/>
           </w:p>
         </w:tc>
       </w:tr>
@@ -18484,7 +18609,7 @@
               <w:spacing w:before="0" w:after="0"/>
               <w:jc w:val="both"/>
               <w:rPr>
-                <w:rFonts w:eastAsia="宋体" w:hint="eastAsia"/>
+                <w:rFonts w:eastAsia="宋体"/>
                 <w:b w:val="0"/>
                 <w:sz w:val="24"/>
                 <w:szCs w:val="24"/>
@@ -18558,7 +18683,7 @@
               <w:spacing w:before="0" w:after="0"/>
               <w:jc w:val="both"/>
               <w:rPr>
-                <w:rFonts w:eastAsia="宋体" w:hint="eastAsia"/>
+                <w:rFonts w:eastAsia="宋体"/>
                 <w:b w:val="0"/>
                 <w:sz w:val="24"/>
                 <w:szCs w:val="24"/>
@@ -18612,7 +18737,7 @@
               <w:spacing w:before="0" w:after="0"/>
               <w:jc w:val="both"/>
               <w:rPr>
-                <w:rFonts w:eastAsia="宋体" w:hint="eastAsia"/>
+                <w:rFonts w:eastAsia="宋体"/>
                 <w:b w:val="0"/>
                 <w:sz w:val="24"/>
                 <w:szCs w:val="24"/>
@@ -18798,7 +18923,7 @@
               <w:spacing w:line="240" w:lineRule="auto"/>
               <w:ind w:left="284" w:firstLine="422"/>
               <w:rPr>
-                <w:rFonts w:ascii="Consolas" w:hAnsi="Consolas" w:hint="eastAsia"/>
+                <w:rFonts w:ascii="Consolas" w:hAnsi="Consolas"/>
                 <w:b/>
                 <w:bCs/>
                 <w:sz w:val="21"/>
@@ -18850,7 +18975,7 @@
               <w:spacing w:line="240" w:lineRule="auto"/>
               <w:ind w:firstLineChars="0" w:firstLine="0"/>
               <w:rPr>
-                <w:rFonts w:ascii="Consolas" w:hAnsi="Consolas" w:hint="eastAsia"/>
+                <w:rFonts w:ascii="Consolas" w:hAnsi="Consolas"/>
                 <w:sz w:val="18"/>
                 <w:szCs w:val="18"/>
                 <w:lang w:eastAsia="zh-CN"/>
@@ -18951,27 +19076,7 @@
                 <w:szCs w:val="18"/>
                 <w:lang w:eastAsia="zh-CN"/>
               </w:rPr>
-              <w:t xml:space="preserve">from </w:t>
-            </w:r>
-            <w:proofErr w:type="spellStart"/>
-            <w:r>
-              <w:rPr>
-                <w:rFonts w:ascii="Consolas" w:hAnsi="Consolas"/>
-                <w:sz w:val="18"/>
-                <w:szCs w:val="18"/>
-                <w:lang w:eastAsia="zh-CN"/>
-              </w:rPr>
-              <w:t>pathlib</w:t>
-            </w:r>
-            <w:proofErr w:type="spellEnd"/>
-            <w:r>
-              <w:rPr>
-                <w:rFonts w:ascii="Consolas" w:hAnsi="Consolas"/>
-                <w:sz w:val="18"/>
-                <w:szCs w:val="18"/>
-                <w:lang w:eastAsia="zh-CN"/>
-              </w:rPr>
-              <w:t xml:space="preserve"> import Path</w:t>
+              <w:t>from pathlib import Path</w:t>
             </w:r>
           </w:p>
           <w:p>
@@ -19058,7 +19163,6 @@
                 <w:lang w:eastAsia="zh-CN"/>
               </w:rPr>
             </w:pPr>
-            <w:proofErr w:type="spellStart"/>
             <w:proofErr w:type="gramStart"/>
             <w:r>
               <w:rPr>
@@ -19087,17 +19191,7 @@
                 <w:szCs w:val="18"/>
                 <w:lang w:eastAsia="zh-CN"/>
               </w:rPr>
-              <w:t>insert</w:t>
-            </w:r>
-            <w:proofErr w:type="spellEnd"/>
-            <w:r>
-              <w:rPr>
-                <w:rFonts w:ascii="Consolas" w:hAnsi="Consolas"/>
-                <w:sz w:val="18"/>
-                <w:szCs w:val="18"/>
-                <w:lang w:eastAsia="zh-CN"/>
-              </w:rPr>
-              <w:t>(</w:t>
+              <w:t>insert(</w:t>
             </w:r>
             <w:proofErr w:type="gramEnd"/>
             <w:r>
@@ -19148,27 +19242,7 @@
                 <w:szCs w:val="18"/>
                 <w:lang w:eastAsia="zh-CN"/>
               </w:rPr>
-              <w:t xml:space="preserve"> </w:t>
-            </w:r>
-            <w:proofErr w:type="spellStart"/>
-            <w:r>
-              <w:rPr>
-                <w:rFonts w:ascii="Consolas" w:hAnsi="Consolas"/>
-                <w:sz w:val="18"/>
-                <w:szCs w:val="18"/>
-                <w:lang w:eastAsia="zh-CN"/>
-              </w:rPr>
-              <w:t>noqa</w:t>
-            </w:r>
-            <w:proofErr w:type="spellEnd"/>
-            <w:r>
-              <w:rPr>
-                <w:rFonts w:ascii="Consolas" w:hAnsi="Consolas"/>
-                <w:sz w:val="18"/>
-                <w:szCs w:val="18"/>
-                <w:lang w:eastAsia="zh-CN"/>
-              </w:rPr>
-              <w:t>: E402</w:t>
+              <w:t xml:space="preserve"> noqa: E402</w:t>
             </w:r>
           </w:p>
           <w:p>
@@ -19267,7 +19341,6 @@
               </w:rPr>
               <w:t>wrap(</w:t>
             </w:r>
-            <w:proofErr w:type="spellStart"/>
             <w:proofErr w:type="gramEnd"/>
             <w:r>
               <w:rPr>
@@ -19276,17 +19349,7 @@
                 <w:szCs w:val="18"/>
                 <w:lang w:eastAsia="zh-CN"/>
               </w:rPr>
-              <w:t>angle_deg</w:t>
-            </w:r>
-            <w:proofErr w:type="spellEnd"/>
-            <w:r>
-              <w:rPr>
-                <w:rFonts w:ascii="Consolas" w:hAnsi="Consolas"/>
-                <w:sz w:val="18"/>
-                <w:szCs w:val="18"/>
-                <w:lang w:eastAsia="zh-CN"/>
-              </w:rPr>
-              <w:t>: float) -&gt; float:</w:t>
+              <w:t>angle_deg: float) -&gt; float:</w:t>
             </w:r>
           </w:p>
           <w:p>
@@ -19307,27 +19370,7 @@
                 <w:szCs w:val="18"/>
                 <w:lang w:eastAsia="zh-CN"/>
               </w:rPr>
-              <w:t>    return (</w:t>
-            </w:r>
-            <w:proofErr w:type="spellStart"/>
-            <w:r>
-              <w:rPr>
-                <w:rFonts w:ascii="Consolas" w:hAnsi="Consolas"/>
-                <w:sz w:val="18"/>
-                <w:szCs w:val="18"/>
-                <w:lang w:eastAsia="zh-CN"/>
-              </w:rPr>
-              <w:t>angle_deg</w:t>
-            </w:r>
-            <w:proofErr w:type="spellEnd"/>
-            <w:r>
-              <w:rPr>
-                <w:rFonts w:ascii="Consolas" w:hAnsi="Consolas"/>
-                <w:sz w:val="18"/>
-                <w:szCs w:val="18"/>
-                <w:lang w:eastAsia="zh-CN"/>
-              </w:rPr>
-              <w:t xml:space="preserve"> + 180.0) % 360.0 - 180.0</w:t>
+              <w:t>    return (angle_deg + 180.0) % 360.0 - 180.0</w:t>
             </w:r>
           </w:p>
           <w:p>
@@ -19360,9 +19403,9 @@
                 <w:szCs w:val="18"/>
                 <w:lang w:eastAsia="zh-CN"/>
               </w:rPr>
-              <w:t xml:space="preserve">def </w:t>
+              <w:t>def replay_second_</w:t>
             </w:r>
-            <w:proofErr w:type="spellStart"/>
+            <w:proofErr w:type="gramStart"/>
             <w:r>
               <w:rPr>
                 <w:rFonts w:ascii="Consolas" w:hAnsi="Consolas"/>
@@ -19370,9 +19413,9 @@
                 <w:szCs w:val="18"/>
                 <w:lang w:eastAsia="zh-CN"/>
               </w:rPr>
-              <w:t>replay_second_</w:t>
+              <w:t>measurement(</w:t>
             </w:r>
-            <w:proofErr w:type="gramStart"/>
+            <w:proofErr w:type="gramEnd"/>
             <w:r>
               <w:rPr>
                 <w:rFonts w:ascii="Consolas" w:hAnsi="Consolas"/>
@@ -19380,9 +19423,9 @@
                 <w:szCs w:val="18"/>
                 <w:lang w:eastAsia="zh-CN"/>
               </w:rPr>
-              <w:t>measurement</w:t>
+              <w:t xml:space="preserve">g_true: </w:t>
             </w:r>
-            <w:proofErr w:type="spellEnd"/>
+            <w:proofErr w:type="gramStart"/>
             <w:r>
               <w:rPr>
                 <w:rFonts w:ascii="Consolas" w:hAnsi="Consolas"/>
@@ -19390,9 +19433,8 @@
                 <w:szCs w:val="18"/>
                 <w:lang w:eastAsia="zh-CN"/>
               </w:rPr>
-              <w:t>(</w:t>
+              <w:t>tuple[</w:t>
             </w:r>
-            <w:proofErr w:type="spellStart"/>
             <w:proofErr w:type="gramEnd"/>
             <w:r>
               <w:rPr>
@@ -19401,57 +19443,7 @@
                 <w:szCs w:val="18"/>
                 <w:lang w:eastAsia="zh-CN"/>
               </w:rPr>
-              <w:t>g_true</w:t>
-            </w:r>
-            <w:proofErr w:type="spellEnd"/>
-            <w:r>
-              <w:rPr>
-                <w:rFonts w:ascii="Consolas" w:hAnsi="Consolas"/>
-                <w:sz w:val="18"/>
-                <w:szCs w:val="18"/>
-                <w:lang w:eastAsia="zh-CN"/>
-              </w:rPr>
-              <w:t xml:space="preserve">: </w:t>
-            </w:r>
-            <w:proofErr w:type="gramStart"/>
-            <w:r>
-              <w:rPr>
-                <w:rFonts w:ascii="Consolas" w:hAnsi="Consolas"/>
-                <w:sz w:val="18"/>
-                <w:szCs w:val="18"/>
-                <w:lang w:eastAsia="zh-CN"/>
-              </w:rPr>
-              <w:t>tuple[</w:t>
-            </w:r>
-            <w:proofErr w:type="gramEnd"/>
-            <w:r>
-              <w:rPr>
-                <w:rFonts w:ascii="Consolas" w:hAnsi="Consolas"/>
-                <w:sz w:val="18"/>
-                <w:szCs w:val="18"/>
-                <w:lang w:eastAsia="zh-CN"/>
-              </w:rPr>
-              <w:t xml:space="preserve">float, float], </w:t>
-            </w:r>
-            <w:proofErr w:type="spellStart"/>
-            <w:r>
-              <w:rPr>
-                <w:rFonts w:ascii="Consolas" w:hAnsi="Consolas"/>
-                <w:sz w:val="18"/>
-                <w:szCs w:val="18"/>
-                <w:lang w:eastAsia="zh-CN"/>
-              </w:rPr>
-              <w:t>receive_radius_m</w:t>
-            </w:r>
-            <w:proofErr w:type="spellEnd"/>
-            <w:r>
-              <w:rPr>
-                <w:rFonts w:ascii="Consolas" w:hAnsi="Consolas"/>
-                <w:sz w:val="18"/>
-                <w:szCs w:val="18"/>
-                <w:lang w:eastAsia="zh-CN"/>
-              </w:rPr>
-              <w:t>: float,</w:t>
+              <w:t>float, float], receive_radius_m: float,</w:t>
             </w:r>
           </w:p>
           <w:p>
@@ -19472,47 +19464,7 @@
                 <w:szCs w:val="18"/>
                 <w:lang w:eastAsia="zh-CN"/>
               </w:rPr>
-              <w:t xml:space="preserve">                              </w:t>
-            </w:r>
-            <w:proofErr w:type="spellStart"/>
-            <w:r>
-              <w:rPr>
-                <w:rFonts w:ascii="Consolas" w:hAnsi="Consolas"/>
-                <w:sz w:val="18"/>
-                <w:szCs w:val="18"/>
-                <w:lang w:eastAsia="zh-CN"/>
-              </w:rPr>
-              <w:t>first_bearing_deg</w:t>
-            </w:r>
-            <w:proofErr w:type="spellEnd"/>
-            <w:r>
-              <w:rPr>
-                <w:rFonts w:ascii="Consolas" w:hAnsi="Consolas"/>
-                <w:sz w:val="18"/>
-                <w:szCs w:val="18"/>
-                <w:lang w:eastAsia="zh-CN"/>
-              </w:rPr>
-              <w:t xml:space="preserve">: float, </w:t>
-            </w:r>
-            <w:proofErr w:type="spellStart"/>
-            <w:r>
-              <w:rPr>
-                <w:rFonts w:ascii="Consolas" w:hAnsi="Consolas"/>
-                <w:sz w:val="18"/>
-                <w:szCs w:val="18"/>
-                <w:lang w:eastAsia="zh-CN"/>
-              </w:rPr>
-              <w:t>second_error_deg</w:t>
-            </w:r>
-            <w:proofErr w:type="spellEnd"/>
-            <w:r>
-              <w:rPr>
-                <w:rFonts w:ascii="Consolas" w:hAnsi="Consolas"/>
-                <w:sz w:val="18"/>
-                <w:szCs w:val="18"/>
-                <w:lang w:eastAsia="zh-CN"/>
-              </w:rPr>
-              <w:t>: float,</w:t>
+              <w:t>                              first_bearing_deg: float, second_error_deg: float,</w:t>
             </w:r>
           </w:p>
           <w:p>
@@ -19553,27 +19505,7 @@
                 <w:szCs w:val="18"/>
                 <w:lang w:eastAsia="zh-CN"/>
               </w:rPr>
-              <w:t xml:space="preserve">float, float]) -&gt; </w:t>
-            </w:r>
-            <w:proofErr w:type="spellStart"/>
-            <w:r>
-              <w:rPr>
-                <w:rFonts w:ascii="Consolas" w:hAnsi="Consolas"/>
-                <w:sz w:val="18"/>
-                <w:szCs w:val="18"/>
-                <w:lang w:eastAsia="zh-CN"/>
-              </w:rPr>
-              <w:t>dict</w:t>
-            </w:r>
-            <w:proofErr w:type="spellEnd"/>
-            <w:r>
-              <w:rPr>
-                <w:rFonts w:ascii="Consolas" w:hAnsi="Consolas"/>
-                <w:sz w:val="18"/>
-                <w:szCs w:val="18"/>
-                <w:lang w:eastAsia="zh-CN"/>
-              </w:rPr>
-              <w:t>:</w:t>
+              <w:t>float, float]) -&gt; dict:</w:t>
             </w:r>
           </w:p>
           <w:p>
@@ -19711,7 +19643,6 @@
               </w:rPr>
               <w:t xml:space="preserve">    distance = </w:t>
             </w:r>
-            <w:proofErr w:type="spellStart"/>
             <w:proofErr w:type="gramStart"/>
             <w:r>
               <w:rPr>
@@ -19722,7 +19653,6 @@
               </w:rPr>
               <w:t>math.dist</w:t>
             </w:r>
-            <w:proofErr w:type="spellEnd"/>
             <w:proofErr w:type="gramEnd"/>
             <w:r>
               <w:rPr>
@@ -19731,27 +19661,7 @@
                 <w:szCs w:val="18"/>
                 <w:lang w:eastAsia="zh-CN"/>
               </w:rPr>
-              <w:t xml:space="preserve">(s2, </w:t>
-            </w:r>
-            <w:proofErr w:type="spellStart"/>
-            <w:r>
-              <w:rPr>
-                <w:rFonts w:ascii="Consolas" w:hAnsi="Consolas"/>
-                <w:sz w:val="18"/>
-                <w:szCs w:val="18"/>
-                <w:lang w:eastAsia="zh-CN"/>
-              </w:rPr>
-              <w:t>g_true</w:t>
-            </w:r>
-            <w:proofErr w:type="spellEnd"/>
-            <w:r>
-              <w:rPr>
-                <w:rFonts w:ascii="Consolas" w:hAnsi="Consolas"/>
-                <w:sz w:val="18"/>
-                <w:szCs w:val="18"/>
-                <w:lang w:eastAsia="zh-CN"/>
-              </w:rPr>
-              <w:t>)</w:t>
+              <w:t>(s2, g_true)</w:t>
             </w:r>
           </w:p>
           <w:p>
@@ -19772,27 +19682,7 @@
                 <w:szCs w:val="18"/>
                 <w:lang w:eastAsia="zh-CN"/>
               </w:rPr>
-              <w:t xml:space="preserve">    if distance &gt; </w:t>
-            </w:r>
-            <w:proofErr w:type="spellStart"/>
-            <w:r>
-              <w:rPr>
-                <w:rFonts w:ascii="Consolas" w:hAnsi="Consolas"/>
-                <w:sz w:val="18"/>
-                <w:szCs w:val="18"/>
-                <w:lang w:eastAsia="zh-CN"/>
-              </w:rPr>
-              <w:t>receive_radius_m</w:t>
-            </w:r>
-            <w:proofErr w:type="spellEnd"/>
-            <w:r>
-              <w:rPr>
-                <w:rFonts w:ascii="Consolas" w:hAnsi="Consolas"/>
-                <w:sz w:val="18"/>
-                <w:szCs w:val="18"/>
-                <w:lang w:eastAsia="zh-CN"/>
-              </w:rPr>
-              <w:t>:</w:t>
+              <w:t>    if distance &gt; receive_radius_m:</w:t>
             </w:r>
           </w:p>
           <w:p>
@@ -19813,67 +19703,7 @@
                 <w:szCs w:val="18"/>
                 <w:lang w:eastAsia="zh-CN"/>
               </w:rPr>
-              <w:t>        return {"</w:t>
-            </w:r>
-            <w:proofErr w:type="spellStart"/>
-            <w:r>
-              <w:rPr>
-                <w:rFonts w:ascii="Consolas" w:hAnsi="Consolas"/>
-                <w:sz w:val="18"/>
-                <w:szCs w:val="18"/>
-                <w:lang w:eastAsia="zh-CN"/>
-              </w:rPr>
-              <w:t>return_type</w:t>
-            </w:r>
-            <w:proofErr w:type="spellEnd"/>
-            <w:r>
-              <w:rPr>
-                <w:rFonts w:ascii="Consolas" w:hAnsi="Consolas"/>
-                <w:sz w:val="18"/>
-                <w:szCs w:val="18"/>
-                <w:lang w:eastAsia="zh-CN"/>
-              </w:rPr>
-              <w:t>": "</w:t>
-            </w:r>
-            <w:proofErr w:type="spellStart"/>
-            <w:r>
-              <w:rPr>
-                <w:rFonts w:ascii="Consolas" w:hAnsi="Consolas"/>
-                <w:sz w:val="18"/>
-                <w:szCs w:val="18"/>
-                <w:lang w:eastAsia="zh-CN"/>
-              </w:rPr>
-              <w:t>no_signal</w:t>
-            </w:r>
-            <w:proofErr w:type="spellEnd"/>
-            <w:r>
-              <w:rPr>
-                <w:rFonts w:ascii="Consolas" w:hAnsi="Consolas"/>
-                <w:sz w:val="18"/>
-                <w:szCs w:val="18"/>
-                <w:lang w:eastAsia="zh-CN"/>
-              </w:rPr>
-              <w:t>", "received": False, "</w:t>
-            </w:r>
-            <w:proofErr w:type="spellStart"/>
-            <w:r>
-              <w:rPr>
-                <w:rFonts w:ascii="Consolas" w:hAnsi="Consolas"/>
-                <w:sz w:val="18"/>
-                <w:szCs w:val="18"/>
-                <w:lang w:eastAsia="zh-CN"/>
-              </w:rPr>
-              <w:t>mec_m</w:t>
-            </w:r>
-            <w:proofErr w:type="spellEnd"/>
-            <w:r>
-              <w:rPr>
-                <w:rFonts w:ascii="Consolas" w:hAnsi="Consolas"/>
-                <w:sz w:val="18"/>
-                <w:szCs w:val="18"/>
-                <w:lang w:eastAsia="zh-CN"/>
-              </w:rPr>
-              <w:t>": FAILURE_MEC,</w:t>
+              <w:t>        return {"return_type": "no_signal", "received": False, "mec_m": FAILURE_MEC,</w:t>
             </w:r>
           </w:p>
           <w:p>
@@ -19896,7 +19726,6 @@
               </w:rPr>
               <w:t>                "</w:t>
             </w:r>
-            <w:proofErr w:type="spellStart"/>
             <w:proofErr w:type="gramStart"/>
             <w:r>
               <w:rPr>
@@ -19915,17 +19744,7 @@
                 <w:szCs w:val="18"/>
                 <w:lang w:eastAsia="zh-CN"/>
               </w:rPr>
-              <w:t>_clear</w:t>
-            </w:r>
-            <w:proofErr w:type="spellEnd"/>
-            <w:r>
-              <w:rPr>
-                <w:rFonts w:ascii="Consolas" w:hAnsi="Consolas"/>
-                <w:sz w:val="18"/>
-                <w:szCs w:val="18"/>
-                <w:lang w:eastAsia="zh-CN"/>
-              </w:rPr>
-              <w:t>": False}</w:t>
+              <w:t>_clear": False}</w:t>
             </w:r>
           </w:p>
           <w:p>
@@ -19967,67 +19786,7 @@
                 <w:szCs w:val="18"/>
                 <w:lang w:eastAsia="zh-CN"/>
               </w:rPr>
-              <w:t>        return {"</w:t>
-            </w:r>
-            <w:proofErr w:type="spellStart"/>
-            <w:r>
-              <w:rPr>
-                <w:rFonts w:ascii="Consolas" w:hAnsi="Consolas"/>
-                <w:sz w:val="18"/>
-                <w:szCs w:val="18"/>
-                <w:lang w:eastAsia="zh-CN"/>
-              </w:rPr>
-              <w:t>return_type</w:t>
-            </w:r>
-            <w:proofErr w:type="spellEnd"/>
-            <w:r>
-              <w:rPr>
-                <w:rFonts w:ascii="Consolas" w:hAnsi="Consolas"/>
-                <w:sz w:val="18"/>
-                <w:szCs w:val="18"/>
-                <w:lang w:eastAsia="zh-CN"/>
-              </w:rPr>
-              <w:t>": "near", "received": True, "</w:t>
-            </w:r>
-            <w:proofErr w:type="spellStart"/>
-            <w:r>
-              <w:rPr>
-                <w:rFonts w:ascii="Consolas" w:hAnsi="Consolas"/>
-                <w:sz w:val="18"/>
-                <w:szCs w:val="18"/>
-                <w:lang w:eastAsia="zh-CN"/>
-              </w:rPr>
-              <w:t>mec_m</w:t>
-            </w:r>
-            <w:proofErr w:type="spellEnd"/>
-            <w:r>
-              <w:rPr>
-                <w:rFonts w:ascii="Consolas" w:hAnsi="Consolas"/>
-                <w:sz w:val="18"/>
-                <w:szCs w:val="18"/>
-                <w:lang w:eastAsia="zh-CN"/>
-              </w:rPr>
-              <w:t>": 0.0, "</w:t>
-            </w:r>
-            <w:proofErr w:type="spellStart"/>
-            <w:r>
-              <w:rPr>
-                <w:rFonts w:ascii="Consolas" w:hAnsi="Consolas"/>
-                <w:sz w:val="18"/>
-                <w:szCs w:val="18"/>
-                <w:lang w:eastAsia="zh-CN"/>
-              </w:rPr>
-              <w:t>can_clear</w:t>
-            </w:r>
-            <w:proofErr w:type="spellEnd"/>
-            <w:r>
-              <w:rPr>
-                <w:rFonts w:ascii="Consolas" w:hAnsi="Consolas"/>
-                <w:sz w:val="18"/>
-                <w:szCs w:val="18"/>
-                <w:lang w:eastAsia="zh-CN"/>
-              </w:rPr>
-              <w:t>": True}</w:t>
+              <w:t>        return {"return_type": "near", "received": True, "mec_m": 0.0, "can_clear": True}</w:t>
             </w:r>
           </w:p>
           <w:p>
@@ -20048,9 +19807,9 @@
                 <w:szCs w:val="18"/>
                 <w:lang w:eastAsia="zh-CN"/>
               </w:rPr>
-              <w:t xml:space="preserve">    </w:t>
+              <w:t xml:space="preserve">    second_bearing = </w:t>
             </w:r>
-            <w:proofErr w:type="spellStart"/>
+            <w:proofErr w:type="gramStart"/>
             <w:r>
               <w:rPr>
                 <w:rFonts w:ascii="Consolas" w:hAnsi="Consolas"/>
@@ -20058,9 +19817,9 @@
                 <w:szCs w:val="18"/>
                 <w:lang w:eastAsia="zh-CN"/>
               </w:rPr>
-              <w:t>second_bearing</w:t>
+              <w:t>wrap(bearing(</w:t>
             </w:r>
-            <w:proofErr w:type="spellEnd"/>
+            <w:proofErr w:type="gramEnd"/>
             <w:r>
               <w:rPr>
                 <w:rFonts w:ascii="Consolas" w:hAnsi="Consolas"/>
@@ -20068,67 +19827,7 @@
                 <w:szCs w:val="18"/>
                 <w:lang w:eastAsia="zh-CN"/>
               </w:rPr>
-              <w:t xml:space="preserve"> = </w:t>
-            </w:r>
-            <w:proofErr w:type="gramStart"/>
-            <w:r>
-              <w:rPr>
-                <w:rFonts w:ascii="Consolas" w:hAnsi="Consolas"/>
-                <w:sz w:val="18"/>
-                <w:szCs w:val="18"/>
-                <w:lang w:eastAsia="zh-CN"/>
-              </w:rPr>
-              <w:t>wrap(bearing(</w:t>
-            </w:r>
-            <w:proofErr w:type="gramEnd"/>
-            <w:r>
-              <w:rPr>
-                <w:rFonts w:ascii="Consolas" w:hAnsi="Consolas"/>
-                <w:sz w:val="18"/>
-                <w:szCs w:val="18"/>
-                <w:lang w:eastAsia="zh-CN"/>
-              </w:rPr>
-              <w:t xml:space="preserve">s2, </w:t>
-            </w:r>
-            <w:proofErr w:type="spellStart"/>
-            <w:r>
-              <w:rPr>
-                <w:rFonts w:ascii="Consolas" w:hAnsi="Consolas"/>
-                <w:sz w:val="18"/>
-                <w:szCs w:val="18"/>
-                <w:lang w:eastAsia="zh-CN"/>
-              </w:rPr>
-              <w:t>g_true</w:t>
-            </w:r>
-            <w:proofErr w:type="spellEnd"/>
-            <w:r>
-              <w:rPr>
-                <w:rFonts w:ascii="Consolas" w:hAnsi="Consolas"/>
-                <w:sz w:val="18"/>
-                <w:szCs w:val="18"/>
-                <w:lang w:eastAsia="zh-CN"/>
-              </w:rPr>
-              <w:t xml:space="preserve">) + </w:t>
-            </w:r>
-            <w:proofErr w:type="spellStart"/>
-            <w:r>
-              <w:rPr>
-                <w:rFonts w:ascii="Consolas" w:hAnsi="Consolas"/>
-                <w:sz w:val="18"/>
-                <w:szCs w:val="18"/>
-                <w:lang w:eastAsia="zh-CN"/>
-              </w:rPr>
-              <w:t>second_error_deg</w:t>
-            </w:r>
-            <w:proofErr w:type="spellEnd"/>
-            <w:r>
-              <w:rPr>
-                <w:rFonts w:ascii="Consolas" w:hAnsi="Consolas"/>
-                <w:sz w:val="18"/>
-                <w:szCs w:val="18"/>
-                <w:lang w:eastAsia="zh-CN"/>
-              </w:rPr>
-              <w:t>)</w:t>
+              <w:t>s2, g_true) + second_error_deg)</w:t>
             </w:r>
           </w:p>
           <w:p>
@@ -20149,47 +19848,7 @@
                 <w:szCs w:val="18"/>
                 <w:lang w:eastAsia="zh-CN"/>
               </w:rPr>
-              <w:t xml:space="preserve">    region = evaluate_a2(S1, </w:t>
-            </w:r>
-            <w:proofErr w:type="spellStart"/>
-            <w:r>
-              <w:rPr>
-                <w:rFonts w:ascii="Consolas" w:hAnsi="Consolas"/>
-                <w:sz w:val="18"/>
-                <w:szCs w:val="18"/>
-                <w:lang w:eastAsia="zh-CN"/>
-              </w:rPr>
-              <w:t>first_bearing_deg</w:t>
-            </w:r>
-            <w:proofErr w:type="spellEnd"/>
-            <w:r>
-              <w:rPr>
-                <w:rFonts w:ascii="Consolas" w:hAnsi="Consolas"/>
-                <w:sz w:val="18"/>
-                <w:szCs w:val="18"/>
-                <w:lang w:eastAsia="zh-CN"/>
-              </w:rPr>
-              <w:t xml:space="preserve">, s2, </w:t>
-            </w:r>
-            <w:proofErr w:type="spellStart"/>
-            <w:r>
-              <w:rPr>
-                <w:rFonts w:ascii="Consolas" w:hAnsi="Consolas"/>
-                <w:sz w:val="18"/>
-                <w:szCs w:val="18"/>
-                <w:lang w:eastAsia="zh-CN"/>
-              </w:rPr>
-              <w:t>second_bearing</w:t>
-            </w:r>
-            <w:proofErr w:type="spellEnd"/>
-            <w:r>
-              <w:rPr>
-                <w:rFonts w:ascii="Consolas" w:hAnsi="Consolas"/>
-                <w:sz w:val="18"/>
-                <w:szCs w:val="18"/>
-                <w:lang w:eastAsia="zh-CN"/>
-              </w:rPr>
-              <w:t>)</w:t>
+              <w:t>    region = evaluate_a2(S1, first_bearing_deg, s2, second_bearing)</w:t>
             </w:r>
           </w:p>
           <w:p>
@@ -20210,119 +19869,7 @@
                 <w:szCs w:val="18"/>
                 <w:lang w:eastAsia="zh-CN"/>
               </w:rPr>
-              <w:t xml:space="preserve">    </w:t>
-            </w:r>
-            <w:proofErr w:type="spellStart"/>
-            <w:r>
-              <w:rPr>
-                <w:rFonts w:ascii="Consolas" w:hAnsi="Consolas"/>
-                <w:sz w:val="18"/>
-                <w:szCs w:val="18"/>
-                <w:lang w:eastAsia="zh-CN"/>
-              </w:rPr>
-              <w:t>mec</w:t>
-            </w:r>
-            <w:proofErr w:type="spellEnd"/>
-            <w:r>
-              <w:rPr>
-                <w:rFonts w:ascii="Consolas" w:hAnsi="Consolas"/>
-                <w:sz w:val="18"/>
-                <w:szCs w:val="18"/>
-                <w:lang w:eastAsia="zh-CN"/>
-              </w:rPr>
-              <w:t xml:space="preserve"> = </w:t>
-            </w:r>
-            <w:proofErr w:type="spellStart"/>
-            <w:r>
-              <w:rPr>
-                <w:rFonts w:ascii="Consolas" w:hAnsi="Consolas"/>
-                <w:sz w:val="18"/>
-                <w:szCs w:val="18"/>
-                <w:lang w:eastAsia="zh-CN"/>
-              </w:rPr>
-              <w:t>region.mec_radius_m</w:t>
-            </w:r>
-            <w:proofErr w:type="spellEnd"/>
-          </w:p>
-          <w:p>
-            <w:pPr>
-              <w:spacing w:line="240" w:lineRule="auto"/>
-              <w:ind w:left="284" w:firstLine="360"/>
-              <w:rPr>
-                <w:rFonts w:ascii="Consolas" w:hAnsi="Consolas"/>
-                <w:sz w:val="18"/>
-                <w:szCs w:val="18"/>
-                <w:lang w:eastAsia="zh-CN"/>
-              </w:rPr>
-            </w:pPr>
-            <w:r>
-              <w:rPr>
-                <w:rFonts w:ascii="Consolas" w:hAnsi="Consolas"/>
-                <w:sz w:val="18"/>
-                <w:szCs w:val="18"/>
-                <w:lang w:eastAsia="zh-CN"/>
-              </w:rPr>
-              <w:t>    return {"</w:t>
-            </w:r>
-            <w:proofErr w:type="spellStart"/>
-            <w:r>
-              <w:rPr>
-                <w:rFonts w:ascii="Consolas" w:hAnsi="Consolas"/>
-                <w:sz w:val="18"/>
-                <w:szCs w:val="18"/>
-                <w:lang w:eastAsia="zh-CN"/>
-              </w:rPr>
-              <w:t>return_type</w:t>
-            </w:r>
-            <w:proofErr w:type="spellEnd"/>
-            <w:r>
-              <w:rPr>
-                <w:rFonts w:ascii="Consolas" w:hAnsi="Consolas"/>
-                <w:sz w:val="18"/>
-                <w:szCs w:val="18"/>
-                <w:lang w:eastAsia="zh-CN"/>
-              </w:rPr>
-              <w:t>": "direction", "received": True, "</w:t>
-            </w:r>
-            <w:proofErr w:type="spellStart"/>
-            <w:r>
-              <w:rPr>
-                <w:rFonts w:ascii="Consolas" w:hAnsi="Consolas"/>
-                <w:sz w:val="18"/>
-                <w:szCs w:val="18"/>
-                <w:lang w:eastAsia="zh-CN"/>
-              </w:rPr>
-              <w:t>mec_m</w:t>
-            </w:r>
-            <w:proofErr w:type="spellEnd"/>
-            <w:r>
-              <w:rPr>
-                <w:rFonts w:ascii="Consolas" w:hAnsi="Consolas"/>
-                <w:sz w:val="18"/>
-                <w:szCs w:val="18"/>
-                <w:lang w:eastAsia="zh-CN"/>
-              </w:rPr>
-              <w:t xml:space="preserve">": </w:t>
-            </w:r>
-            <w:proofErr w:type="spellStart"/>
-            <w:r>
-              <w:rPr>
-                <w:rFonts w:ascii="Consolas" w:hAnsi="Consolas"/>
-                <w:sz w:val="18"/>
-                <w:szCs w:val="18"/>
-                <w:lang w:eastAsia="zh-CN"/>
-              </w:rPr>
-              <w:t>mec</w:t>
-            </w:r>
-            <w:proofErr w:type="spellEnd"/>
-            <w:r>
-              <w:rPr>
-                <w:rFonts w:ascii="Consolas" w:hAnsi="Consolas"/>
-                <w:sz w:val="18"/>
-                <w:szCs w:val="18"/>
-                <w:lang w:eastAsia="zh-CN"/>
-              </w:rPr>
-              <w:t>,</w:t>
+              <w:t>    mec = region.mec_radius_m</w:t>
             </w:r>
           </w:p>
           <w:p>
@@ -20343,100 +19890,7 @@
                 <w:szCs w:val="18"/>
                 <w:lang w:eastAsia="zh-CN"/>
               </w:rPr>
-              <w:t>            "</w:t>
-            </w:r>
-            <w:proofErr w:type="spellStart"/>
-            <w:proofErr w:type="gramStart"/>
-            <w:r>
-              <w:rPr>
-                <w:rFonts w:ascii="Consolas" w:hAnsi="Consolas"/>
-                <w:sz w:val="18"/>
-                <w:szCs w:val="18"/>
-                <w:lang w:eastAsia="zh-CN"/>
-              </w:rPr>
-              <w:t>can</w:t>
-            </w:r>
-            <w:proofErr w:type="gramEnd"/>
-            <w:r>
-              <w:rPr>
-                <w:rFonts w:ascii="Consolas" w:hAnsi="Consolas"/>
-                <w:sz w:val="18"/>
-                <w:szCs w:val="18"/>
-                <w:lang w:eastAsia="zh-CN"/>
-              </w:rPr>
-              <w:t>_clear</w:t>
-            </w:r>
-            <w:proofErr w:type="spellEnd"/>
-            <w:r>
-              <w:rPr>
-                <w:rFonts w:ascii="Consolas" w:hAnsi="Consolas"/>
-                <w:sz w:val="18"/>
-                <w:szCs w:val="18"/>
-                <w:lang w:eastAsia="zh-CN"/>
-              </w:rPr>
-              <w:t xml:space="preserve">": </w:t>
-            </w:r>
-            <w:proofErr w:type="spellStart"/>
-            <w:proofErr w:type="gramStart"/>
-            <w:r>
-              <w:rPr>
-                <w:rFonts w:ascii="Consolas" w:hAnsi="Consolas"/>
-                <w:sz w:val="18"/>
-                <w:szCs w:val="18"/>
-                <w:lang w:eastAsia="zh-CN"/>
-              </w:rPr>
-              <w:t>math.isfinite</w:t>
-            </w:r>
-            <w:proofErr w:type="spellEnd"/>
-            <w:proofErr w:type="gramEnd"/>
-            <w:r>
-              <w:rPr>
-                <w:rFonts w:ascii="Consolas" w:hAnsi="Consolas"/>
-                <w:sz w:val="18"/>
-                <w:szCs w:val="18"/>
-                <w:lang w:eastAsia="zh-CN"/>
-              </w:rPr>
-              <w:t>(</w:t>
-            </w:r>
-            <w:proofErr w:type="spellStart"/>
-            <w:r>
-              <w:rPr>
-                <w:rFonts w:ascii="Consolas" w:hAnsi="Consolas"/>
-                <w:sz w:val="18"/>
-                <w:szCs w:val="18"/>
-                <w:lang w:eastAsia="zh-CN"/>
-              </w:rPr>
-              <w:t>mec</w:t>
-            </w:r>
-            <w:proofErr w:type="spellEnd"/>
-            <w:r>
-              <w:rPr>
-                <w:rFonts w:ascii="Consolas" w:hAnsi="Consolas"/>
-                <w:sz w:val="18"/>
-                <w:szCs w:val="18"/>
-                <w:lang w:eastAsia="zh-CN"/>
-              </w:rPr>
-              <w:t xml:space="preserve">) and </w:t>
-            </w:r>
-            <w:proofErr w:type="spellStart"/>
-            <w:r>
-              <w:rPr>
-                <w:rFonts w:ascii="Consolas" w:hAnsi="Consolas"/>
-                <w:sz w:val="18"/>
-                <w:szCs w:val="18"/>
-                <w:lang w:eastAsia="zh-CN"/>
-              </w:rPr>
-              <w:t>mec</w:t>
-            </w:r>
-            <w:proofErr w:type="spellEnd"/>
-            <w:r>
-              <w:rPr>
-                <w:rFonts w:ascii="Consolas" w:hAnsi="Consolas"/>
-                <w:sz w:val="18"/>
-                <w:szCs w:val="18"/>
-                <w:lang w:eastAsia="zh-CN"/>
-              </w:rPr>
-              <w:t xml:space="preserve"> &lt;= 20.0}</w:t>
+              <w:t>    return {"return_type": "direction", "received": True, "mec_m": mec,</w:t>
             </w:r>
           </w:p>
           <w:p>
@@ -20444,7 +19898,68 @@
               <w:spacing w:line="240" w:lineRule="auto"/>
               <w:ind w:left="284" w:firstLine="360"/>
               <w:rPr>
-                <w:rFonts w:ascii="Consolas" w:hAnsi="Consolas" w:hint="eastAsia"/>
+                <w:rFonts w:ascii="Consolas" w:hAnsi="Consolas"/>
+                <w:sz w:val="18"/>
+                <w:szCs w:val="18"/>
+                <w:lang w:eastAsia="zh-CN"/>
+              </w:rPr>
+            </w:pPr>
+            <w:r>
+              <w:rPr>
+                <w:rFonts w:ascii="Consolas" w:hAnsi="Consolas"/>
+                <w:sz w:val="18"/>
+                <w:szCs w:val="18"/>
+                <w:lang w:eastAsia="zh-CN"/>
+              </w:rPr>
+              <w:t>            "</w:t>
+            </w:r>
+            <w:proofErr w:type="gramStart"/>
+            <w:r>
+              <w:rPr>
+                <w:rFonts w:ascii="Consolas" w:hAnsi="Consolas"/>
+                <w:sz w:val="18"/>
+                <w:szCs w:val="18"/>
+                <w:lang w:eastAsia="zh-CN"/>
+              </w:rPr>
+              <w:t>can</w:t>
+            </w:r>
+            <w:proofErr w:type="gramEnd"/>
+            <w:r>
+              <w:rPr>
+                <w:rFonts w:ascii="Consolas" w:hAnsi="Consolas"/>
+                <w:sz w:val="18"/>
+                <w:szCs w:val="18"/>
+                <w:lang w:eastAsia="zh-CN"/>
+              </w:rPr>
+              <w:t xml:space="preserve">_clear": </w:t>
+            </w:r>
+            <w:proofErr w:type="gramStart"/>
+            <w:r>
+              <w:rPr>
+                <w:rFonts w:ascii="Consolas" w:hAnsi="Consolas"/>
+                <w:sz w:val="18"/>
+                <w:szCs w:val="18"/>
+                <w:lang w:eastAsia="zh-CN"/>
+              </w:rPr>
+              <w:t>math.isfinite</w:t>
+            </w:r>
+            <w:proofErr w:type="gramEnd"/>
+            <w:r>
+              <w:rPr>
+                <w:rFonts w:ascii="Consolas" w:hAnsi="Consolas"/>
+                <w:sz w:val="18"/>
+                <w:szCs w:val="18"/>
+                <w:lang w:eastAsia="zh-CN"/>
+              </w:rPr>
+              <w:t>(mec) and mec &lt;= 20.0}</w:t>
+            </w:r>
+          </w:p>
+          <w:p>
+            <w:pPr>
+              <w:spacing w:line="240" w:lineRule="auto"/>
+              <w:ind w:left="284" w:firstLine="360"/>
+              <w:rPr>
+                <w:rFonts w:ascii="Consolas" w:hAnsi="Consolas"/>
                 <w:sz w:val="18"/>
                 <w:szCs w:val="18"/>
                 <w:lang w:eastAsia="zh-CN"/>
@@ -21732,6 +21247,7 @@
   <w:style w:type="character" w:default="1" w:styleId="a0">
     <w:name w:val="Default Paragraph Font"/>
     <w:uiPriority w:val="1"/>
+    <w:semiHidden/>
     <w:unhideWhenUsed/>
   </w:style>
   <w:style w:type="table" w:default="1" w:styleId="a1">
